--- a/Documento_Sustentacion.docx
+++ b/Documento_Sustentacion.docx
@@ -1,6 +1,6 @@
 
 <file path=word/document.xml><?xml version="1.0" encoding="utf-8"?>
-<w:document xmlns:wpc="http://schemas.microsoft.com/office/word/2010/wordprocessingCanvas" xmlns:cx="http://schemas.microsoft.com/office/drawing/2014/chartex" xmlns:cx1="http://schemas.microsoft.com/office/drawing/2015/9/8/chartex" xmlns:cx2="http://schemas.microsoft.com/office/drawing/2015/10/21/chartex" xmlns:cx3="http://schemas.microsoft.com/office/drawing/2016/5/9/chartex" xmlns:cx4="http://schemas.microsoft.com/office/drawing/2016/5/10/chartex" xmlns:cx5="http://schemas.microsoft.com/office/drawing/2016/5/11/chartex" xmlns:cx6="http://schemas.microsoft.com/office/drawing/2016/5/12/chartex" xmlns:cx7="http://schemas.microsoft.com/office/drawing/2016/5/13/chartex" xmlns:cx8="http://schemas.microsoft.com/office/drawing/2016/5/14/chartex" xmlns:mc="http://schemas.openxmlformats.org/markup-compatibility/2006" xmlns:aink="http://schemas.microsoft.com/office/drawing/2016/ink" xmlns:am3d="http://schemas.microsoft.com/office/drawing/2017/model3d" xmlns:o="urn:schemas-microsoft-com:office:office" xmlns:oel="http://schemas.microsoft.com/office/2019/extlst" xmlns:r="http://schemas.openxmlformats.org/officeDocument/2006/relationships" xmlns:m="http://schemas.openxmlformats.org/officeDocument/2006/math" xmlns:v="urn:schemas-microsoft-com:vml" xmlns:wp14="http://schemas.microsoft.com/office/word/2010/wordprocessingDrawing" xmlns:wp="http://schemas.openxmlformats.org/drawingml/2006/wordprocessingDrawing" xmlns:w10="urn:schemas-microsoft-com:office:word" xmlns:w="http://schemas.openxmlformats.org/wordprocessingml/2006/main" xmlns:w14="http://schemas.microsoft.com/office/word/2010/wordml" xmlns:w15="http://schemas.microsoft.com/office/word/2012/wordml" xmlns:w16cex="http://schemas.microsoft.com/office/word/2018/wordml/cex" xmlns:w16cid="http://schemas.microsoft.com/office/word/2016/wordml/cid" xmlns:w16="http://schemas.microsoft.com/office/word/2018/wordml" xmlns:w16du="http://schemas.microsoft.com/office/word/2023/wordml/word16du" xmlns:w16sdtdh="http://schemas.microsoft.com/office/word/2020/wordml/sdtdatahash" xmlns:w16sdtfl="http://schemas.microsoft.com/office/word/2024/wordml/sdtformatlock" xmlns:w16se="http://schemas.microsoft.com/office/word/2015/wordml/symex" xmlns:wpg="http://schemas.microsoft.com/office/word/2010/wordprocessingGroup" xmlns:wpi="http://schemas.microsoft.com/office/word/2010/wordprocessingInk" xmlns:wne="http://schemas.microsoft.com/office/word/2006/wordml" xmlns:wps="http://schemas.microsoft.com/office/word/2010/wordprocessingShape" mc:Ignorable="w14 w15 w16se w16cid w16 w16cex w16sdtdh w16sdtfl w16du wp14">
+<w:document xmlns:wpc="http://schemas.microsoft.com/office/word/2010/wordprocessingCanvas" xmlns:cx="http://schemas.microsoft.com/office/drawing/2014/chartex" xmlns:cx1="http://schemas.microsoft.com/office/drawing/2015/9/8/chartex" xmlns:cx2="http://schemas.microsoft.com/office/drawing/2015/10/21/chartex" xmlns:cx3="http://schemas.microsoft.com/office/drawing/2016/5/9/chartex" xmlns:cx4="http://schemas.microsoft.com/office/drawing/2016/5/10/chartex" xmlns:cx5="http://schemas.microsoft.com/office/drawing/2016/5/11/chartex" xmlns:cx6="http://schemas.microsoft.com/office/drawing/2016/5/12/chartex" xmlns:cx7="http://schemas.microsoft.com/office/drawing/2016/5/13/chartex" xmlns:cx8="http://schemas.microsoft.com/office/drawing/2016/5/14/chartex" xmlns:mc="http://schemas.openxmlformats.org/markup-compatibility/2006" xmlns:aink="http://schemas.microsoft.com/office/drawing/2016/ink" xmlns:am3d="http://schemas.microsoft.com/office/drawing/2017/model3d" xmlns:o="urn:schemas-microsoft-com:office:office" xmlns:r="http://schemas.openxmlformats.org/officeDocument/2006/relationships" xmlns:m="http://schemas.openxmlformats.org/officeDocument/2006/math" xmlns:v="urn:schemas-microsoft-com:vml" xmlns:wp14="http://schemas.microsoft.com/office/word/2010/wordprocessingDrawing" xmlns:wp="http://schemas.openxmlformats.org/drawingml/2006/wordprocessingDrawing" xmlns:w10="urn:schemas-microsoft-com:office:word" xmlns:w="http://schemas.openxmlformats.org/wordprocessingml/2006/main" xmlns:w14="http://schemas.microsoft.com/office/word/2010/wordml" xmlns:w15="http://schemas.microsoft.com/office/word/2012/wordml" xmlns:w16cex="http://schemas.microsoft.com/office/word/2018/wordml/cex" xmlns:w16cid="http://schemas.microsoft.com/office/word/2016/wordml/cid" xmlns:w16="http://schemas.microsoft.com/office/word/2018/wordml" xmlns:w16sdtdh="http://schemas.microsoft.com/office/word/2020/wordml/sdtdatahash" xmlns:w16se="http://schemas.microsoft.com/office/word/2015/wordml/symex" xmlns:wpg="http://schemas.microsoft.com/office/word/2010/wordprocessingGroup" xmlns:wpi="http://schemas.microsoft.com/office/word/2010/wordprocessingInk" xmlns:wne="http://schemas.microsoft.com/office/word/2006/wordml" xmlns:wps="http://schemas.microsoft.com/office/word/2010/wordprocessingShape" mc:Ignorable="w14 w15 w16se w16cid w16 w16cex w16sdtdh wp14">
   <w:body>
     <w:p/>
     <w:p/>
@@ -60,7 +60,7 @@
         <w:rPr>
           <w:sz w:val="22"/>
         </w:rPr>
-        <w:t>Equipo: completar con los 4 integrantes</w:t>
+        <w:t>Integrantes: Andrés Vélez · Santiago Jaramillo · David Pabón · David Vergara</w:t>
       </w:r>
     </w:p>
     <w:p>
@@ -93,9 +93,9 @@
     </w:p>
     <w:p>
       <w:pPr>
-        <w:pStyle w:val="Heading1"/>
+        <w:pStyle w:val="Ttulo1"/>
       </w:pPr>
-      <w:bookmarkStart w:id="0" w:name="_Toc239431984"/>
+      <w:bookmarkStart w:id="0" w:name="_Toc239612739"/>
       <w:r>
         <w:lastRenderedPageBreak/>
         <w:t>Índice</w:t>
@@ -104,12 +104,15 @@
     </w:p>
     <w:p>
       <w:pPr>
-        <w:pStyle w:val="TOC1"/>
+        <w:pStyle w:val="TDC1"/>
         <w:tabs>
           <w:tab w:val="right" w:leader="dot" w:pos="10756"/>
         </w:tabs>
         <w:rPr>
+          <w:rFonts w:asciiTheme="minorHAnsi" w:hAnsiTheme="minorHAnsi"/>
           <w:noProof/>
+          <w:sz w:val="22"/>
+          <w:lang w:val="es-CO" w:eastAsia="es-CO"/>
         </w:rPr>
       </w:pPr>
       <w:r>
@@ -121,10 +124,10 @@
       <w:r>
         <w:fldChar w:fldCharType="separate"/>
       </w:r>
-      <w:hyperlink w:anchor="_Toc239431984" w:history="1">
+      <w:hyperlink w:anchor="_Toc239612739" w:history="1">
         <w:r>
           <w:rPr>
-            <w:rStyle w:val="Hyperlink"/>
+            <w:rStyle w:val="Hipervnculo"/>
             <w:noProof/>
           </w:rPr>
           <w:t>Índice</w:t>
@@ -148,7 +151,7 @@
             <w:noProof/>
             <w:webHidden/>
           </w:rPr>
-          <w:instrText xml:space="preserve"> PAGEREF _Toc239431984 \h </w:instrText>
+          <w:instrText xml:space="preserve"> PAGEREF _Toc239612739 \h </w:instrText>
         </w:r>
         <w:r>
           <w:rPr>
@@ -181,18 +184,21 @@
     </w:p>
     <w:p>
       <w:pPr>
-        <w:pStyle w:val="TOC1"/>
+        <w:pStyle w:val="TDC1"/>
         <w:tabs>
           <w:tab w:val="right" w:leader="dot" w:pos="10756"/>
         </w:tabs>
         <w:rPr>
+          <w:rFonts w:asciiTheme="minorHAnsi" w:hAnsiTheme="minorHAnsi"/>
           <w:noProof/>
+          <w:sz w:val="22"/>
+          <w:lang w:val="es-CO" w:eastAsia="es-CO"/>
         </w:rPr>
       </w:pPr>
-      <w:hyperlink w:anchor="_Toc239431985" w:history="1">
+      <w:hyperlink w:anchor="_Toc239612740" w:history="1">
         <w:r>
           <w:rPr>
-            <w:rStyle w:val="Hyperlink"/>
+            <w:rStyle w:val="Hipervnculo"/>
             <w:noProof/>
           </w:rPr>
           <w:t>1. Puntos de dolor</w:t>
@@ -216,7 +222,7 @@
             <w:noProof/>
             <w:webHidden/>
           </w:rPr>
-          <w:instrText xml:space="preserve"> PAGEREF _Toc239431985 \h </w:instrText>
+          <w:instrText xml:space="preserve"> PAGEREF _Toc239612740 \h </w:instrText>
         </w:r>
         <w:r>
           <w:rPr>
@@ -249,18 +255,21 @@
     </w:p>
     <w:p>
       <w:pPr>
-        <w:pStyle w:val="TOC1"/>
+        <w:pStyle w:val="TDC1"/>
         <w:tabs>
           <w:tab w:val="right" w:leader="dot" w:pos="10756"/>
         </w:tabs>
         <w:rPr>
+          <w:rFonts w:asciiTheme="minorHAnsi" w:hAnsiTheme="minorHAnsi"/>
           <w:noProof/>
+          <w:sz w:val="22"/>
+          <w:lang w:val="es-CO" w:eastAsia="es-CO"/>
         </w:rPr>
       </w:pPr>
-      <w:hyperlink w:anchor="_Toc239431986" w:history="1">
+      <w:hyperlink w:anchor="_Toc239612741" w:history="1">
         <w:r>
           <w:rPr>
-            <w:rStyle w:val="Hyperlink"/>
+            <w:rStyle w:val="Hipervnculo"/>
             <w:noProof/>
           </w:rPr>
           <w:t>2. Decisión de patrones</w:t>
@@ -284,7 +293,7 @@
             <w:noProof/>
             <w:webHidden/>
           </w:rPr>
-          <w:instrText xml:space="preserve"> PAGEREF _Toc239431986 \h </w:instrText>
+          <w:instrText xml:space="preserve"> PAGEREF _Toc239612741 \h </w:instrText>
         </w:r>
         <w:r>
           <w:rPr>
@@ -317,18 +326,21 @@
     </w:p>
     <w:p>
       <w:pPr>
-        <w:pStyle w:val="TOC2"/>
+        <w:pStyle w:val="TDC2"/>
         <w:tabs>
           <w:tab w:val="right" w:leader="dot" w:pos="10756"/>
         </w:tabs>
         <w:rPr>
+          <w:rFonts w:asciiTheme="minorHAnsi" w:hAnsiTheme="minorHAnsi"/>
           <w:noProof/>
+          <w:sz w:val="22"/>
+          <w:lang w:val="es-CO" w:eastAsia="es-CO"/>
         </w:rPr>
       </w:pPr>
-      <w:hyperlink w:anchor="_Toc239431987" w:history="1">
+      <w:hyperlink w:anchor="_Toc239612742" w:history="1">
         <w:r>
           <w:rPr>
-            <w:rStyle w:val="Hyperlink"/>
+            <w:rStyle w:val="Hipervnculo"/>
             <w:noProof/>
           </w:rPr>
           <w:t>2.1 Tabla de decisión (patrones adoptados)</w:t>
@@ -352,7 +364,7 @@
             <w:noProof/>
             <w:webHidden/>
           </w:rPr>
-          <w:instrText xml:space="preserve"> PAGEREF _Toc239431987 \h </w:instrText>
+          <w:instrText xml:space="preserve"> PAGEREF _Toc239612742 \h </w:instrText>
         </w:r>
         <w:r>
           <w:rPr>
@@ -385,18 +397,21 @@
     </w:p>
     <w:p>
       <w:pPr>
-        <w:pStyle w:val="TOC2"/>
+        <w:pStyle w:val="TDC2"/>
         <w:tabs>
           <w:tab w:val="right" w:leader="dot" w:pos="10756"/>
         </w:tabs>
         <w:rPr>
+          <w:rFonts w:asciiTheme="minorHAnsi" w:hAnsiTheme="minorHAnsi"/>
           <w:noProof/>
+          <w:sz w:val="22"/>
+          <w:lang w:val="es-CO" w:eastAsia="es-CO"/>
         </w:rPr>
       </w:pPr>
-      <w:hyperlink w:anchor="_Toc239431988" w:history="1">
+      <w:hyperlink w:anchor="_Toc239612743" w:history="1">
         <w:r>
           <w:rPr>
-            <w:rStyle w:val="Hyperlink"/>
+            <w:rStyle w:val="Hipervnculo"/>
             <w:noProof/>
           </w:rPr>
           <w:t>2.2 Bitácora de decisiones IA (extracto)</w:t>
@@ -420,7 +435,7 @@
             <w:noProof/>
             <w:webHidden/>
           </w:rPr>
-          <w:instrText xml:space="preserve"> PAGEREF _Toc239431988 \h </w:instrText>
+          <w:instrText xml:space="preserve"> PAGEREF _Toc239612743 \h </w:instrText>
         </w:r>
         <w:r>
           <w:rPr>
@@ -453,18 +468,21 @@
     </w:p>
     <w:p>
       <w:pPr>
-        <w:pStyle w:val="TOC1"/>
+        <w:pStyle w:val="TDC1"/>
         <w:tabs>
           <w:tab w:val="right" w:leader="dot" w:pos="10756"/>
         </w:tabs>
         <w:rPr>
+          <w:rFonts w:asciiTheme="minorHAnsi" w:hAnsiTheme="minorHAnsi"/>
           <w:noProof/>
+          <w:sz w:val="22"/>
+          <w:lang w:val="es-CO" w:eastAsia="es-CO"/>
         </w:rPr>
       </w:pPr>
-      <w:hyperlink w:anchor="_Toc239431989" w:history="1">
+      <w:hyperlink w:anchor="_Toc239612744" w:history="1">
         <w:r>
           <w:rPr>
-            <w:rStyle w:val="Hyperlink"/>
+            <w:rStyle w:val="Hipervnculo"/>
             <w:noProof/>
           </w:rPr>
           <w:t>3. Diseño TO-BE</w:t>
@@ -488,7 +506,7 @@
             <w:noProof/>
             <w:webHidden/>
           </w:rPr>
-          <w:instrText xml:space="preserve"> PAGEREF _Toc239431989 \h </w:instrText>
+          <w:instrText xml:space="preserve"> PAGEREF _Toc239612744 \h </w:instrText>
         </w:r>
         <w:r>
           <w:rPr>
@@ -521,18 +539,21 @@
     </w:p>
     <w:p>
       <w:pPr>
-        <w:pStyle w:val="TOC2"/>
+        <w:pStyle w:val="TDC2"/>
         <w:tabs>
           <w:tab w:val="right" w:leader="dot" w:pos="10756"/>
         </w:tabs>
         <w:rPr>
+          <w:rFonts w:asciiTheme="minorHAnsi" w:hAnsiTheme="minorHAnsi"/>
           <w:noProof/>
+          <w:sz w:val="22"/>
+          <w:lang w:val="es-CO" w:eastAsia="es-CO"/>
         </w:rPr>
       </w:pPr>
-      <w:hyperlink w:anchor="_Toc239431990" w:history="1">
+      <w:hyperlink w:anchor="_Toc239612745" w:history="1">
         <w:r>
           <w:rPr>
-            <w:rStyle w:val="Hyperlink"/>
+            <w:rStyle w:val="Hipervnculo"/>
             <w:noProof/>
           </w:rPr>
           <w:t>3.1 Diagramas — recorte AS-IS (lo que sale)</w:t>
@@ -556,7 +577,7 @@
             <w:noProof/>
             <w:webHidden/>
           </w:rPr>
-          <w:instrText xml:space="preserve"> PAGEREF _Toc239431990 \h </w:instrText>
+          <w:instrText xml:space="preserve"> PAGEREF _Toc239612745 \h </w:instrText>
         </w:r>
         <w:r>
           <w:rPr>
@@ -589,18 +610,21 @@
     </w:p>
     <w:p>
       <w:pPr>
-        <w:pStyle w:val="TOC2"/>
+        <w:pStyle w:val="TDC2"/>
         <w:tabs>
           <w:tab w:val="right" w:leader="dot" w:pos="10756"/>
         </w:tabs>
         <w:rPr>
+          <w:rFonts w:asciiTheme="minorHAnsi" w:hAnsiTheme="minorHAnsi"/>
           <w:noProof/>
+          <w:sz w:val="22"/>
+          <w:lang w:val="es-CO" w:eastAsia="es-CO"/>
         </w:rPr>
       </w:pPr>
-      <w:hyperlink w:anchor="_Toc239431991" w:history="1">
+      <w:hyperlink w:anchor="_Toc239612746" w:history="1">
         <w:r>
           <w:rPr>
-            <w:rStyle w:val="Hyperlink"/>
+            <w:rStyle w:val="Hipervnculo"/>
             <w:noProof/>
           </w:rPr>
           <w:t>3.1 Diagramas — TO-BE (lo que entra)</w:t>
@@ -624,7 +648,7 @@
             <w:noProof/>
             <w:webHidden/>
           </w:rPr>
-          <w:instrText xml:space="preserve"> PAGEREF _Toc239431991 \h </w:instrText>
+          <w:instrText xml:space="preserve"> PAGEREF _Toc239612746 \h </w:instrText>
         </w:r>
         <w:r>
           <w:rPr>
@@ -657,18 +681,21 @@
     </w:p>
     <w:p>
       <w:pPr>
-        <w:pStyle w:val="TOC2"/>
+        <w:pStyle w:val="TDC2"/>
         <w:tabs>
           <w:tab w:val="right" w:leader="dot" w:pos="10756"/>
         </w:tabs>
         <w:rPr>
+          <w:rFonts w:asciiTheme="minorHAnsi" w:hAnsiTheme="minorHAnsi"/>
           <w:noProof/>
+          <w:sz w:val="22"/>
+          <w:lang w:val="es-CO" w:eastAsia="es-CO"/>
         </w:rPr>
       </w:pPr>
-      <w:hyperlink w:anchor="_Toc239431992" w:history="1">
+      <w:hyperlink w:anchor="_Toc239612747" w:history="1">
         <w:r>
           <w:rPr>
-            <w:rStyle w:val="Hyperlink"/>
+            <w:rStyle w:val="Hipervnculo"/>
             <w:noProof/>
           </w:rPr>
           <w:t>3.2 Tabla de cambio estructural</w:t>
@@ -692,7 +719,7 @@
             <w:noProof/>
             <w:webHidden/>
           </w:rPr>
-          <w:instrText xml:space="preserve"> PAGEREF _Toc239431992 \h </w:instrText>
+          <w:instrText xml:space="preserve"> PAGEREF _Toc239612747 \h </w:instrText>
         </w:r>
         <w:r>
           <w:rPr>
@@ -725,18 +752,21 @@
     </w:p>
     <w:p>
       <w:pPr>
-        <w:pStyle w:val="TOC2"/>
+        <w:pStyle w:val="TDC2"/>
         <w:tabs>
           <w:tab w:val="right" w:leader="dot" w:pos="10756"/>
         </w:tabs>
         <w:rPr>
+          <w:rFonts w:asciiTheme="minorHAnsi" w:hAnsiTheme="minorHAnsi"/>
           <w:noProof/>
+          <w:sz w:val="22"/>
+          <w:lang w:val="es-CO" w:eastAsia="es-CO"/>
         </w:rPr>
       </w:pPr>
-      <w:hyperlink w:anchor="_Toc239431993" w:history="1">
+      <w:hyperlink w:anchor="_Toc239612748" w:history="1">
         <w:r>
           <w:rPr>
-            <w:rStyle w:val="Hyperlink"/>
+            <w:rStyle w:val="Hipervnculo"/>
             <w:noProof/>
           </w:rPr>
           <w:t>3.3 Fichas de patrón (resumen)</w:t>
@@ -760,7 +790,7 @@
             <w:noProof/>
             <w:webHidden/>
           </w:rPr>
-          <w:instrText xml:space="preserve"> PAGEREF _Toc239431993 \h </w:instrText>
+          <w:instrText xml:space="preserve"> PAGEREF _Toc239612748 \h </w:instrText>
         </w:r>
         <w:r>
           <w:rPr>
@@ -793,18 +823,21 @@
     </w:p>
     <w:p>
       <w:pPr>
-        <w:pStyle w:val="TOC1"/>
+        <w:pStyle w:val="TDC1"/>
         <w:tabs>
           <w:tab w:val="right" w:leader="dot" w:pos="10756"/>
         </w:tabs>
         <w:rPr>
+          <w:rFonts w:asciiTheme="minorHAnsi" w:hAnsiTheme="minorHAnsi"/>
           <w:noProof/>
+          <w:sz w:val="22"/>
+          <w:lang w:val="es-CO" w:eastAsia="es-CO"/>
         </w:rPr>
       </w:pPr>
-      <w:hyperlink w:anchor="_Toc239431994" w:history="1">
+      <w:hyperlink w:anchor="_Toc239612749" w:history="1">
         <w:r>
           <w:rPr>
-            <w:rStyle w:val="Hyperlink"/>
+            <w:rStyle w:val="Hipervnculo"/>
             <w:noProof/>
           </w:rPr>
           <w:t>4.1 Matriz de verificación SOLID</w:t>
@@ -828,7 +861,7 @@
             <w:noProof/>
             <w:webHidden/>
           </w:rPr>
-          <w:instrText xml:space="preserve"> PAGEREF _Toc239431994 \h </w:instrText>
+          <w:instrText xml:space="preserve"> PAGEREF _Toc239612749 \h </w:instrText>
         </w:r>
         <w:r>
           <w:rPr>
@@ -861,18 +894,21 @@
     </w:p>
     <w:p>
       <w:pPr>
-        <w:pStyle w:val="TOC1"/>
+        <w:pStyle w:val="TDC1"/>
         <w:tabs>
           <w:tab w:val="right" w:leader="dot" w:pos="10756"/>
         </w:tabs>
         <w:rPr>
+          <w:rFonts w:asciiTheme="minorHAnsi" w:hAnsiTheme="minorHAnsi"/>
           <w:noProof/>
+          <w:sz w:val="22"/>
+          <w:lang w:val="es-CO" w:eastAsia="es-CO"/>
         </w:rPr>
       </w:pPr>
-      <w:hyperlink w:anchor="_Toc239431995" w:history="1">
+      <w:hyperlink w:anchor="_Toc239612750" w:history="1">
         <w:r>
           <w:rPr>
-            <w:rStyle w:val="Hyperlink"/>
+            <w:rStyle w:val="Hipervnculo"/>
             <w:noProof/>
           </w:rPr>
           <w:t>4.2 Evidencia de que el comportamiento no cambia</w:t>
@@ -896,7 +932,7 @@
             <w:noProof/>
             <w:webHidden/>
           </w:rPr>
-          <w:instrText xml:space="preserve"> PAGEREF _Toc239431995 \h </w:instrText>
+          <w:instrText xml:space="preserve"> PAGEREF _Toc239612750 \h </w:instrText>
         </w:r>
         <w:r>
           <w:rPr>
@@ -929,18 +965,21 @@
     </w:p>
     <w:p>
       <w:pPr>
-        <w:pStyle w:val="TOC1"/>
+        <w:pStyle w:val="TDC1"/>
         <w:tabs>
           <w:tab w:val="right" w:leader="dot" w:pos="10756"/>
         </w:tabs>
         <w:rPr>
+          <w:rFonts w:asciiTheme="minorHAnsi" w:hAnsiTheme="minorHAnsi"/>
           <w:noProof/>
+          <w:sz w:val="22"/>
+          <w:lang w:val="es-CO" w:eastAsia="es-CO"/>
         </w:rPr>
       </w:pPr>
-      <w:hyperlink w:anchor="_Toc239431996" w:history="1">
+      <w:hyperlink w:anchor="_Toc239612751" w:history="1">
         <w:r>
           <w:rPr>
-            <w:rStyle w:val="Hyperlink"/>
+            <w:rStyle w:val="Hipervnculo"/>
             <w:noProof/>
           </w:rPr>
           <w:t>5. Registro de riesgos</w:t>
@@ -964,7 +1003,7 @@
             <w:noProof/>
             <w:webHidden/>
           </w:rPr>
-          <w:instrText xml:space="preserve"> PAGEREF _Toc239431996 \h </w:instrText>
+          <w:instrText xml:space="preserve"> PAGEREF _Toc239612751 \h </w:instrText>
         </w:r>
         <w:r>
           <w:rPr>
@@ -997,18 +1036,21 @@
     </w:p>
     <w:p>
       <w:pPr>
-        <w:pStyle w:val="TOC1"/>
+        <w:pStyle w:val="TDC1"/>
         <w:tabs>
           <w:tab w:val="right" w:leader="dot" w:pos="10756"/>
         </w:tabs>
         <w:rPr>
+          <w:rFonts w:asciiTheme="minorHAnsi" w:hAnsiTheme="minorHAnsi"/>
           <w:noProof/>
+          <w:sz w:val="22"/>
+          <w:lang w:val="es-CO" w:eastAsia="es-CO"/>
         </w:rPr>
       </w:pPr>
-      <w:hyperlink w:anchor="_Toc239431997" w:history="1">
+      <w:hyperlink w:anchor="_Toc239612752" w:history="1">
         <w:r>
           <w:rPr>
-            <w:rStyle w:val="Hyperlink"/>
+            <w:rStyle w:val="Hipervnculo"/>
             <w:noProof/>
           </w:rPr>
           <w:t>6.1 Vista de negocio (resumen)</w:t>
@@ -1032,7 +1074,7 @@
             <w:noProof/>
             <w:webHidden/>
           </w:rPr>
-          <w:instrText xml:space="preserve"> PAGEREF _Toc239431997 \h </w:instrText>
+          <w:instrText xml:space="preserve"> PAGEREF _Toc239612752 \h </w:instrText>
         </w:r>
         <w:r>
           <w:rPr>
@@ -1065,18 +1107,21 @@
     </w:p>
     <w:p>
       <w:pPr>
-        <w:pStyle w:val="TOC1"/>
+        <w:pStyle w:val="TDC1"/>
         <w:tabs>
           <w:tab w:val="right" w:leader="dot" w:pos="10756"/>
         </w:tabs>
         <w:rPr>
+          <w:rFonts w:asciiTheme="minorHAnsi" w:hAnsiTheme="minorHAnsi"/>
           <w:noProof/>
+          <w:sz w:val="22"/>
+          <w:lang w:val="es-CO" w:eastAsia="es-CO"/>
         </w:rPr>
       </w:pPr>
-      <w:hyperlink w:anchor="_Toc239431998" w:history="1">
+      <w:hyperlink w:anchor="_Toc239612753" w:history="1">
         <w:r>
           <w:rPr>
-            <w:rStyle w:val="Hyperlink"/>
+            <w:rStyle w:val="Hipervnculo"/>
             <w:noProof/>
           </w:rPr>
           <w:t>6.2 Vista de desarrollo — guía de dónde tocar</w:t>
@@ -1100,7 +1145,7 @@
             <w:noProof/>
             <w:webHidden/>
           </w:rPr>
-          <w:instrText xml:space="preserve"> PAGEREF _Toc239431998 \h </w:instrText>
+          <w:instrText xml:space="preserve"> PAGEREF _Toc239612753 \h </w:instrText>
         </w:r>
         <w:r>
           <w:rPr>
@@ -1143,9 +1188,9 @@
     </w:p>
     <w:p>
       <w:pPr>
-        <w:pStyle w:val="Heading1"/>
+        <w:pStyle w:val="Ttulo1"/>
       </w:pPr>
-      <w:bookmarkStart w:id="1" w:name="_Toc239431985"/>
+      <w:bookmarkStart w:id="1" w:name="_Toc239612740"/>
       <w:r>
         <w:lastRenderedPageBreak/>
         <w:t>1. Puntos de dolor</w:t>
@@ -1162,7 +1207,7 @@
     </w:p>
     <w:tbl>
       <w:tblPr>
-        <w:tblStyle w:val="TableGrid"/>
+        <w:tblStyle w:val="Tablaconcuadrcula"/>
         <w:tblW w:w="0" w:type="auto"/>
         <w:tblLayout w:type="fixed"/>
         <w:tblLook w:val="04A0" w:firstRow="1" w:lastRow="0" w:firstColumn="1" w:lastColumn="0" w:noHBand="0" w:noVBand="1"/>
@@ -1857,9 +1902,9 @@
     </w:p>
     <w:p>
       <w:pPr>
-        <w:pStyle w:val="Heading1"/>
+        <w:pStyle w:val="Ttulo1"/>
       </w:pPr>
-      <w:bookmarkStart w:id="2" w:name="_Toc239431986"/>
+      <w:bookmarkStart w:id="2" w:name="_Toc239612741"/>
       <w:r>
         <w:lastRenderedPageBreak/>
         <w:t>2. Decisión de patrones</w:t>
@@ -1868,9 +1913,9 @@
     </w:p>
     <w:p>
       <w:pPr>
-        <w:pStyle w:val="Heading2"/>
+        <w:pStyle w:val="Ttulo2"/>
       </w:pPr>
-      <w:bookmarkStart w:id="3" w:name="_Toc239431987"/>
+      <w:bookmarkStart w:id="3" w:name="_Toc239612742"/>
       <w:r>
         <w:t>2.1 Tabla de decisión (patrones adoptados)</w:t>
       </w:r>
@@ -1886,7 +1931,7 @@
     </w:p>
     <w:tbl>
       <w:tblPr>
-        <w:tblStyle w:val="TableGrid"/>
+        <w:tblStyle w:val="Tablaconcuadrcula"/>
         <w:tblW w:w="0" w:type="auto"/>
         <w:tblLayout w:type="fixed"/>
         <w:tblLook w:val="04A0" w:firstRow="1" w:lastRow="0" w:firstColumn="1" w:lastColumn="0" w:noHBand="0" w:noVBand="1"/>
@@ -2304,9 +2349,9 @@
     </w:tbl>
     <w:p>
       <w:pPr>
-        <w:pStyle w:val="Heading2"/>
+        <w:pStyle w:val="Ttulo2"/>
       </w:pPr>
-      <w:bookmarkStart w:id="4" w:name="_Toc239431988"/>
+      <w:bookmarkStart w:id="4" w:name="_Toc239612743"/>
       <w:r>
         <w:t>2.2 Bitácora de decisiones IA (extracto)</w:t>
       </w:r>
@@ -2322,7 +2367,7 @@
     </w:p>
     <w:tbl>
       <w:tblPr>
-        <w:tblStyle w:val="TableGrid"/>
+        <w:tblStyle w:val="Tablaconcuadrcula"/>
         <w:tblW w:w="0" w:type="auto"/>
         <w:tblLayout w:type="fixed"/>
         <w:tblLook w:val="04A0" w:firstRow="1" w:lastRow="0" w:firstColumn="1" w:lastColumn="0" w:noHBand="0" w:noVBand="1"/>
@@ -2519,9 +2564,9 @@
     </w:p>
     <w:p>
       <w:pPr>
-        <w:pStyle w:val="Heading1"/>
+        <w:pStyle w:val="Ttulo1"/>
       </w:pPr>
-      <w:bookmarkStart w:id="5" w:name="_Toc239431989"/>
+      <w:bookmarkStart w:id="5" w:name="_Toc239612744"/>
       <w:r>
         <w:lastRenderedPageBreak/>
         <w:t>3. Diseño TO-BE</w:t>
@@ -2530,9 +2575,9 @@
     </w:p>
     <w:p>
       <w:pPr>
-        <w:pStyle w:val="Heading2"/>
+        <w:pStyle w:val="Ttulo2"/>
       </w:pPr>
-      <w:bookmarkStart w:id="6" w:name="_Toc239431990"/>
+      <w:bookmarkStart w:id="6" w:name="_Toc239612745"/>
       <w:r>
         <w:t>3.1 Diagramas — recorte AS-IS (lo que sale)</w:t>
       </w:r>
@@ -2596,9 +2641,9 @@
     </w:p>
     <w:p>
       <w:pPr>
-        <w:pStyle w:val="Heading2"/>
+        <w:pStyle w:val="Ttulo2"/>
       </w:pPr>
-      <w:bookmarkStart w:id="7" w:name="_Toc239431991"/>
+      <w:bookmarkStart w:id="7" w:name="_Toc239612746"/>
       <w:r>
         <w:lastRenderedPageBreak/>
         <w:t>3.1 Diagramas — TO-BE (lo que entra)</w:t>
@@ -2662,9 +2707,9 @@
     </w:p>
     <w:p>
       <w:pPr>
-        <w:pStyle w:val="Heading2"/>
+        <w:pStyle w:val="Ttulo2"/>
       </w:pPr>
-      <w:bookmarkStart w:id="8" w:name="_Toc239431992"/>
+      <w:bookmarkStart w:id="8" w:name="_Toc239612747"/>
       <w:r>
         <w:lastRenderedPageBreak/>
         <w:t>3.2 Tabla de cambio estructural</w:t>
@@ -2682,7 +2727,7 @@
     </w:p>
     <w:tbl>
       <w:tblPr>
-        <w:tblStyle w:val="TableGrid"/>
+        <w:tblStyle w:val="Tablaconcuadrcula"/>
         <w:tblW w:w="0" w:type="auto"/>
         <w:tblLayout w:type="fixed"/>
         <w:tblLook w:val="04A0" w:firstRow="1" w:lastRow="0" w:firstColumn="1" w:lastColumn="0" w:noHBand="0" w:noVBand="1"/>
@@ -3628,9 +3673,9 @@
     </w:tbl>
     <w:p>
       <w:pPr>
-        <w:pStyle w:val="Heading2"/>
+        <w:pStyle w:val="Ttulo2"/>
       </w:pPr>
-      <w:bookmarkStart w:id="9" w:name="_Toc239431993"/>
+      <w:bookmarkStart w:id="9" w:name="_Toc239612748"/>
       <w:r>
         <w:t>3.3 Fichas de patrón (resumen)</w:t>
       </w:r>
@@ -3647,7 +3692,7 @@
     </w:p>
     <w:tbl>
       <w:tblPr>
-        <w:tblStyle w:val="TableGrid"/>
+        <w:tblStyle w:val="Tablaconcuadrcula"/>
         <w:tblW w:w="0" w:type="auto"/>
         <w:tblLayout w:type="fixed"/>
         <w:tblLook w:val="04A0" w:firstRow="1" w:lastRow="0" w:firstColumn="1" w:lastColumn="0" w:noHBand="0" w:noVBand="1"/>
@@ -4169,9 +4214,9 @@
     </w:p>
     <w:p>
       <w:pPr>
-        <w:pStyle w:val="Heading1"/>
+        <w:pStyle w:val="Ttulo1"/>
       </w:pPr>
-      <w:bookmarkStart w:id="10" w:name="_Toc239431994"/>
+      <w:bookmarkStart w:id="10" w:name="_Toc239612749"/>
       <w:r>
         <w:lastRenderedPageBreak/>
         <w:t>4.1 Matriz de verificación SOLID</w:t>
@@ -4184,12 +4229,12 @@
           <w:i/>
           <w:sz w:val="16"/>
         </w:rPr>
-        <w:t>5 patrones × 5 principios = 25 celdas: 13 Refuerza, 7 Tensionado pero compensado, 5 Neutro, 0 Roto. No es una matriz "todo verde" — ver evidencia completa en Actividades/Actividad 4.</w:t>
+        <w:t>5 patrones × 5 principios = 25 celdas: 13 Refuerza, 7 Tensionado pero compensado, 5 Neutro, 0 Roto. No es una matriz "todo verde" — ver evidencia completa en Actividades/Actividad 4. Una segunda auditoría SOLID independiente, posterior a la refactorización, revisó 12 puntos adicionales: ninguno deja una celda en "Roto" — 11 son decisiones de diseño o tensiones ya declaradas aquí, y 1 (extraer un RepositorioClienteArchivo, igual que ya existe para productos y usuarios) queda como trabajo post-entrega. Detalle: 03-src/SolucionFarmacia/README.md, sección 6.</w:t>
       </w:r>
     </w:p>
     <w:tbl>
       <w:tblPr>
-        <w:tblStyle w:val="TableGrid"/>
+        <w:tblStyle w:val="Tablaconcuadrcula"/>
         <w:tblW w:w="0" w:type="auto"/>
         <w:tblLayout w:type="fixed"/>
         <w:tblLook w:val="04A0" w:firstRow="1" w:lastRow="0" w:firstColumn="1" w:lastColumn="0" w:noHBand="0" w:noVBand="1"/>
@@ -4357,7 +4402,7 @@
               <w:rPr>
                 <w:sz w:val="14"/>
               </w:rPr>
-              <w:t>Tensionado — registrar tipo nuevo toca ProductoFactory (1 línea)</w:t>
+              <w:t>Tensionado — registrar tipo nuevo toca ProductoFactory (1 rama del switch)</w:t>
             </w:r>
           </w:p>
         </w:tc>
@@ -4816,9 +4861,9 @@
     </w:p>
     <w:p>
       <w:pPr>
-        <w:pStyle w:val="Heading1"/>
+        <w:pStyle w:val="Ttulo1"/>
       </w:pPr>
-      <w:bookmarkStart w:id="11" w:name="_Toc239431995"/>
+      <w:bookmarkStart w:id="11" w:name="_Toc239612750"/>
       <w:r>
         <w:lastRenderedPageBreak/>
         <w:t>4.2 Evidencia de que el comportamiento no cambia</w:t>
@@ -4835,7 +4880,7 @@
     </w:p>
     <w:tbl>
       <w:tblPr>
-        <w:tblStyle w:val="TableGrid"/>
+        <w:tblStyle w:val="Tablaconcuadrcula"/>
         <w:tblW w:w="0" w:type="auto"/>
         <w:tblLayout w:type="fixed"/>
         <w:tblLook w:val="04A0" w:firstRow="1" w:lastRow="0" w:firstColumn="1" w:lastColumn="0" w:noHBand="0" w:noVBand="1"/>
@@ -5133,9 +5178,9 @@
     </w:p>
     <w:p>
       <w:pPr>
-        <w:pStyle w:val="Heading1"/>
+        <w:pStyle w:val="Ttulo1"/>
       </w:pPr>
-      <w:bookmarkStart w:id="12" w:name="_Toc239431996"/>
+      <w:bookmarkStart w:id="12" w:name="_Toc239612751"/>
       <w:r>
         <w:lastRenderedPageBreak/>
         <w:t>5. Registro de riesgos</w:t>
@@ -5153,7 +5198,7 @@
     </w:p>
     <w:tbl>
       <w:tblPr>
-        <w:tblStyle w:val="TableGrid"/>
+        <w:tblStyle w:val="Tablaconcuadrcula"/>
         <w:tblW w:w="0" w:type="auto"/>
         <w:tblLayout w:type="fixed"/>
         <w:tblLook w:val="04A0" w:firstRow="1" w:lastRow="0" w:firstColumn="1" w:lastColumn="0" w:noHBand="0" w:noVBand="1"/>
@@ -5879,9 +5924,9 @@
     </w:p>
     <w:p>
       <w:pPr>
-        <w:pStyle w:val="Heading1"/>
+        <w:pStyle w:val="Ttulo1"/>
       </w:pPr>
-      <w:bookmarkStart w:id="13" w:name="_Toc239431997"/>
+      <w:bookmarkStart w:id="13" w:name="_Toc239612752"/>
       <w:r>
         <w:lastRenderedPageBreak/>
         <w:t>6.1 Vista de negocio (resumen)</w:t>
@@ -5899,7 +5944,7 @@
     </w:p>
     <w:p>
       <w:pPr>
-        <w:pStyle w:val="ListBullet"/>
+        <w:pStyle w:val="Listaconvietas"/>
         <w:spacing w:after="40"/>
       </w:pPr>
       <w:r>
@@ -5911,7 +5956,7 @@
     </w:p>
     <w:p>
       <w:pPr>
-        <w:pStyle w:val="ListBullet"/>
+        <w:pStyle w:val="Listaconvietas"/>
         <w:spacing w:after="40"/>
       </w:pPr>
       <w:r>
@@ -5923,7 +5968,7 @@
     </w:p>
     <w:p>
       <w:pPr>
-        <w:pStyle w:val="ListBullet"/>
+        <w:pStyle w:val="Listaconvietas"/>
         <w:spacing w:after="40"/>
       </w:pPr>
       <w:r>
@@ -5935,7 +5980,7 @@
     </w:p>
     <w:p>
       <w:pPr>
-        <w:pStyle w:val="ListBullet"/>
+        <w:pStyle w:val="Listaconvietas"/>
         <w:spacing w:after="40"/>
       </w:pPr>
       <w:r>
@@ -5947,7 +5992,7 @@
     </w:p>
     <w:p>
       <w:pPr>
-        <w:pStyle w:val="ListBullet"/>
+        <w:pStyle w:val="Listaconvietas"/>
         <w:spacing w:after="40"/>
       </w:pPr>
       <w:r>
@@ -5959,7 +6004,7 @@
     </w:p>
     <w:p>
       <w:pPr>
-        <w:pStyle w:val="ListBullet"/>
+        <w:pStyle w:val="Listaconvietas"/>
         <w:spacing w:after="40"/>
       </w:pPr>
       <w:r>
@@ -5971,7 +6016,7 @@
     </w:p>
     <w:p>
       <w:pPr>
-        <w:pStyle w:val="ListBullet"/>
+        <w:pStyle w:val="Listaconvietas"/>
         <w:spacing w:after="40"/>
       </w:pPr>
       <w:r>
@@ -5994,9 +6039,9 @@
     </w:p>
     <w:p>
       <w:pPr>
-        <w:pStyle w:val="Heading1"/>
+        <w:pStyle w:val="Ttulo1"/>
       </w:pPr>
-      <w:bookmarkStart w:id="14" w:name="_Toc239431998"/>
+      <w:bookmarkStart w:id="14" w:name="_Toc239612753"/>
       <w:r>
         <w:lastRenderedPageBreak/>
         <w:t>6.2 Vista de desarrollo — guía de dónde tocar</w:t>
@@ -6014,7 +6059,7 @@
     </w:p>
     <w:tbl>
       <w:tblPr>
-        <w:tblStyle w:val="TableGrid"/>
+        <w:tblStyle w:val="Tablaconcuadrcula"/>
         <w:tblW w:w="0" w:type="auto"/>
         <w:tblLayout w:type="fixed"/>
         <w:tblLook w:val="04A0" w:firstRow="1" w:lastRow="0" w:firstColumn="1" w:lastColumn="0" w:noHBand="0" w:noVBand="1"/>
@@ -6509,7 +6554,7 @@
 </file>
 
 <file path=word/endnotes.xml><?xml version="1.0" encoding="utf-8"?>
-<w:endnotes xmlns:wpc="http://schemas.microsoft.com/office/word/2010/wordprocessingCanvas" xmlns:cx="http://schemas.microsoft.com/office/drawing/2014/chartex" xmlns:cx1="http://schemas.microsoft.com/office/drawing/2015/9/8/chartex" xmlns:cx2="http://schemas.microsoft.com/office/drawing/2015/10/21/chartex" xmlns:cx3="http://schemas.microsoft.com/office/drawing/2016/5/9/chartex" xmlns:cx4="http://schemas.microsoft.com/office/drawing/2016/5/10/chartex" xmlns:cx5="http://schemas.microsoft.com/office/drawing/2016/5/11/chartex" xmlns:cx6="http://schemas.microsoft.com/office/drawing/2016/5/12/chartex" xmlns:cx7="http://schemas.microsoft.com/office/drawing/2016/5/13/chartex" xmlns:cx8="http://schemas.microsoft.com/office/drawing/2016/5/14/chartex" xmlns:mc="http://schemas.openxmlformats.org/markup-compatibility/2006" xmlns:aink="http://schemas.microsoft.com/office/drawing/2016/ink" xmlns:am3d="http://schemas.microsoft.com/office/drawing/2017/model3d" xmlns:o="urn:schemas-microsoft-com:office:office" xmlns:oel="http://schemas.microsoft.com/office/2019/extlst" xmlns:r="http://schemas.openxmlformats.org/officeDocument/2006/relationships" xmlns:m="http://schemas.openxmlformats.org/officeDocument/2006/math" xmlns:v="urn:schemas-microsoft-com:vml" xmlns:wp14="http://schemas.microsoft.com/office/word/2010/wordprocessingDrawing" xmlns:wp="http://schemas.openxmlformats.org/drawingml/2006/wordprocessingDrawing" xmlns:w10="urn:schemas-microsoft-com:office:word" xmlns:w="http://schemas.openxmlformats.org/wordprocessingml/2006/main" xmlns:w14="http://schemas.microsoft.com/office/word/2010/wordml" xmlns:w15="http://schemas.microsoft.com/office/word/2012/wordml" xmlns:w16cex="http://schemas.microsoft.com/office/word/2018/wordml/cex" xmlns:w16cid="http://schemas.microsoft.com/office/word/2016/wordml/cid" xmlns:w16="http://schemas.microsoft.com/office/word/2018/wordml" xmlns:w16du="http://schemas.microsoft.com/office/word/2023/wordml/word16du" xmlns:w16sdtdh="http://schemas.microsoft.com/office/word/2020/wordml/sdtdatahash" xmlns:w16sdtfl="http://schemas.microsoft.com/office/word/2024/wordml/sdtformatlock" xmlns:w16se="http://schemas.microsoft.com/office/word/2015/wordml/symex" xmlns:wpg="http://schemas.microsoft.com/office/word/2010/wordprocessingGroup" xmlns:wpi="http://schemas.microsoft.com/office/word/2010/wordprocessingInk" xmlns:wne="http://schemas.microsoft.com/office/word/2006/wordml" xmlns:wps="http://schemas.microsoft.com/office/word/2010/wordprocessingShape" mc:Ignorable="w14 w15 w16se w16cid w16 w16cex w16sdtdh w16sdtfl w16du wp14">
+<w:endnotes xmlns:wpc="http://schemas.microsoft.com/office/word/2010/wordprocessingCanvas" xmlns:cx="http://schemas.microsoft.com/office/drawing/2014/chartex" xmlns:cx1="http://schemas.microsoft.com/office/drawing/2015/9/8/chartex" xmlns:cx2="http://schemas.microsoft.com/office/drawing/2015/10/21/chartex" xmlns:cx3="http://schemas.microsoft.com/office/drawing/2016/5/9/chartex" xmlns:cx4="http://schemas.microsoft.com/office/drawing/2016/5/10/chartex" xmlns:cx5="http://schemas.microsoft.com/office/drawing/2016/5/11/chartex" xmlns:cx6="http://schemas.microsoft.com/office/drawing/2016/5/12/chartex" xmlns:cx7="http://schemas.microsoft.com/office/drawing/2016/5/13/chartex" xmlns:cx8="http://schemas.microsoft.com/office/drawing/2016/5/14/chartex" xmlns:mc="http://schemas.openxmlformats.org/markup-compatibility/2006" xmlns:aink="http://schemas.microsoft.com/office/drawing/2016/ink" xmlns:am3d="http://schemas.microsoft.com/office/drawing/2017/model3d" xmlns:o="urn:schemas-microsoft-com:office:office" xmlns:r="http://schemas.openxmlformats.org/officeDocument/2006/relationships" xmlns:m="http://schemas.openxmlformats.org/officeDocument/2006/math" xmlns:v="urn:schemas-microsoft-com:vml" xmlns:wp14="http://schemas.microsoft.com/office/word/2010/wordprocessingDrawing" xmlns:wp="http://schemas.openxmlformats.org/drawingml/2006/wordprocessingDrawing" xmlns:w10="urn:schemas-microsoft-com:office:word" xmlns:w="http://schemas.openxmlformats.org/wordprocessingml/2006/main" xmlns:w14="http://schemas.microsoft.com/office/word/2010/wordml" xmlns:w15="http://schemas.microsoft.com/office/word/2012/wordml" xmlns:w16cex="http://schemas.microsoft.com/office/word/2018/wordml/cex" xmlns:w16cid="http://schemas.microsoft.com/office/word/2016/wordml/cid" xmlns:w16="http://schemas.microsoft.com/office/word/2018/wordml" xmlns:w16sdtdh="http://schemas.microsoft.com/office/word/2020/wordml/sdtdatahash" xmlns:w16se="http://schemas.microsoft.com/office/word/2015/wordml/symex" xmlns:wpg="http://schemas.microsoft.com/office/word/2010/wordprocessingGroup" xmlns:wpi="http://schemas.microsoft.com/office/word/2010/wordprocessingInk" xmlns:wne="http://schemas.microsoft.com/office/word/2006/wordml" xmlns:wps="http://schemas.microsoft.com/office/word/2010/wordprocessingShape" mc:Ignorable="w14 w15 w16se w16cid w16 w16cex w16sdtdh wp14">
   <w:endnote w:type="separator" w:id="-1">
     <w:p>
       <w:pPr>
@@ -6534,10 +6579,10 @@
 </file>
 
 <file path=word/footer1.xml><?xml version="1.0" encoding="utf-8"?>
-<w:ftr xmlns:wpc="http://schemas.microsoft.com/office/word/2010/wordprocessingCanvas" xmlns:cx="http://schemas.microsoft.com/office/drawing/2014/chartex" xmlns:cx1="http://schemas.microsoft.com/office/drawing/2015/9/8/chartex" xmlns:cx2="http://schemas.microsoft.com/office/drawing/2015/10/21/chartex" xmlns:cx3="http://schemas.microsoft.com/office/drawing/2016/5/9/chartex" xmlns:cx4="http://schemas.microsoft.com/office/drawing/2016/5/10/chartex" xmlns:cx5="http://schemas.microsoft.com/office/drawing/2016/5/11/chartex" xmlns:cx6="http://schemas.microsoft.com/office/drawing/2016/5/12/chartex" xmlns:cx7="http://schemas.microsoft.com/office/drawing/2016/5/13/chartex" xmlns:cx8="http://schemas.microsoft.com/office/drawing/2016/5/14/chartex" xmlns:mc="http://schemas.openxmlformats.org/markup-compatibility/2006" xmlns:aink="http://schemas.microsoft.com/office/drawing/2016/ink" xmlns:am3d="http://schemas.microsoft.com/office/drawing/2017/model3d" xmlns:o="urn:schemas-microsoft-com:office:office" xmlns:oel="http://schemas.microsoft.com/office/2019/extlst" xmlns:r="http://schemas.openxmlformats.org/officeDocument/2006/relationships" xmlns:m="http://schemas.openxmlformats.org/officeDocument/2006/math" xmlns:v="urn:schemas-microsoft-com:vml" xmlns:wp14="http://schemas.microsoft.com/office/word/2010/wordprocessingDrawing" xmlns:wp="http://schemas.openxmlformats.org/drawingml/2006/wordprocessingDrawing" xmlns:w10="urn:schemas-microsoft-com:office:word" xmlns:w="http://schemas.openxmlformats.org/wordprocessingml/2006/main" xmlns:w14="http://schemas.microsoft.com/office/word/2010/wordml" xmlns:w15="http://schemas.microsoft.com/office/word/2012/wordml" xmlns:w16cex="http://schemas.microsoft.com/office/word/2018/wordml/cex" xmlns:w16cid="http://schemas.microsoft.com/office/word/2016/wordml/cid" xmlns:w16="http://schemas.microsoft.com/office/word/2018/wordml" xmlns:w16du="http://schemas.microsoft.com/office/word/2023/wordml/word16du" xmlns:w16sdtdh="http://schemas.microsoft.com/office/word/2020/wordml/sdtdatahash" xmlns:w16sdtfl="http://schemas.microsoft.com/office/word/2024/wordml/sdtformatlock" xmlns:w16se="http://schemas.microsoft.com/office/word/2015/wordml/symex" xmlns:wpg="http://schemas.microsoft.com/office/word/2010/wordprocessingGroup" xmlns:wpi="http://schemas.microsoft.com/office/word/2010/wordprocessingInk" xmlns:wne="http://schemas.microsoft.com/office/word/2006/wordml" xmlns:wps="http://schemas.microsoft.com/office/word/2010/wordprocessingShape" mc:Ignorable="w14 w15 w16se w16cid w16 w16cex w16sdtdh w16sdtfl w16du wp14">
+<w:ftr xmlns:wpc="http://schemas.microsoft.com/office/word/2010/wordprocessingCanvas" xmlns:cx="http://schemas.microsoft.com/office/drawing/2014/chartex" xmlns:cx1="http://schemas.microsoft.com/office/drawing/2015/9/8/chartex" xmlns:cx2="http://schemas.microsoft.com/office/drawing/2015/10/21/chartex" xmlns:cx3="http://schemas.microsoft.com/office/drawing/2016/5/9/chartex" xmlns:cx4="http://schemas.microsoft.com/office/drawing/2016/5/10/chartex" xmlns:cx5="http://schemas.microsoft.com/office/drawing/2016/5/11/chartex" xmlns:cx6="http://schemas.microsoft.com/office/drawing/2016/5/12/chartex" xmlns:cx7="http://schemas.microsoft.com/office/drawing/2016/5/13/chartex" xmlns:cx8="http://schemas.microsoft.com/office/drawing/2016/5/14/chartex" xmlns:mc="http://schemas.openxmlformats.org/markup-compatibility/2006" xmlns:aink="http://schemas.microsoft.com/office/drawing/2016/ink" xmlns:am3d="http://schemas.microsoft.com/office/drawing/2017/model3d" xmlns:o="urn:schemas-microsoft-com:office:office" xmlns:r="http://schemas.openxmlformats.org/officeDocument/2006/relationships" xmlns:m="http://schemas.openxmlformats.org/officeDocument/2006/math" xmlns:v="urn:schemas-microsoft-com:vml" xmlns:wp14="http://schemas.microsoft.com/office/word/2010/wordprocessingDrawing" xmlns:wp="http://schemas.openxmlformats.org/drawingml/2006/wordprocessingDrawing" xmlns:w10="urn:schemas-microsoft-com:office:word" xmlns:w="http://schemas.openxmlformats.org/wordprocessingml/2006/main" xmlns:w14="http://schemas.microsoft.com/office/word/2010/wordml" xmlns:w15="http://schemas.microsoft.com/office/word/2012/wordml" xmlns:w16cex="http://schemas.microsoft.com/office/word/2018/wordml/cex" xmlns:w16cid="http://schemas.microsoft.com/office/word/2016/wordml/cid" xmlns:w16="http://schemas.microsoft.com/office/word/2018/wordml" xmlns:w16sdtdh="http://schemas.microsoft.com/office/word/2020/wordml/sdtdatahash" xmlns:w16se="http://schemas.microsoft.com/office/word/2015/wordml/symex" xmlns:wpg="http://schemas.microsoft.com/office/word/2010/wordprocessingGroup" xmlns:wpi="http://schemas.microsoft.com/office/word/2010/wordprocessingInk" xmlns:wne="http://schemas.microsoft.com/office/word/2006/wordml" xmlns:wps="http://schemas.microsoft.com/office/word/2010/wordprocessingShape" mc:Ignorable="w14 w15 w16se w16cid w16 w16cex w16sdtdh wp14">
   <w:p>
     <w:pPr>
-      <w:pStyle w:val="Footer"/>
+      <w:pStyle w:val="Piedepgina"/>
       <w:jc w:val="center"/>
     </w:pPr>
     <w:r>
@@ -6619,10 +6664,10 @@
 </file>
 
 <file path=word/footer2.xml><?xml version="1.0" encoding="utf-8"?>
-<w:ftr xmlns:wpc="http://schemas.microsoft.com/office/word/2010/wordprocessingCanvas" xmlns:cx="http://schemas.microsoft.com/office/drawing/2014/chartex" xmlns:cx1="http://schemas.microsoft.com/office/drawing/2015/9/8/chartex" xmlns:cx2="http://schemas.microsoft.com/office/drawing/2015/10/21/chartex" xmlns:cx3="http://schemas.microsoft.com/office/drawing/2016/5/9/chartex" xmlns:cx4="http://schemas.microsoft.com/office/drawing/2016/5/10/chartex" xmlns:cx5="http://schemas.microsoft.com/office/drawing/2016/5/11/chartex" xmlns:cx6="http://schemas.microsoft.com/office/drawing/2016/5/12/chartex" xmlns:cx7="http://schemas.microsoft.com/office/drawing/2016/5/13/chartex" xmlns:cx8="http://schemas.microsoft.com/office/drawing/2016/5/14/chartex" xmlns:mc="http://schemas.openxmlformats.org/markup-compatibility/2006" xmlns:aink="http://schemas.microsoft.com/office/drawing/2016/ink" xmlns:am3d="http://schemas.microsoft.com/office/drawing/2017/model3d" xmlns:o="urn:schemas-microsoft-com:office:office" xmlns:oel="http://schemas.microsoft.com/office/2019/extlst" xmlns:r="http://schemas.openxmlformats.org/officeDocument/2006/relationships" xmlns:m="http://schemas.openxmlformats.org/officeDocument/2006/math" xmlns:v="urn:schemas-microsoft-com:vml" xmlns:wp14="http://schemas.microsoft.com/office/word/2010/wordprocessingDrawing" xmlns:wp="http://schemas.openxmlformats.org/drawingml/2006/wordprocessingDrawing" xmlns:w10="urn:schemas-microsoft-com:office:word" xmlns:w="http://schemas.openxmlformats.org/wordprocessingml/2006/main" xmlns:w14="http://schemas.microsoft.com/office/word/2010/wordml" xmlns:w15="http://schemas.microsoft.com/office/word/2012/wordml" xmlns:w16cex="http://schemas.microsoft.com/office/word/2018/wordml/cex" xmlns:w16cid="http://schemas.microsoft.com/office/word/2016/wordml/cid" xmlns:w16="http://schemas.microsoft.com/office/word/2018/wordml" xmlns:w16du="http://schemas.microsoft.com/office/word/2023/wordml/word16du" xmlns:w16sdtdh="http://schemas.microsoft.com/office/word/2020/wordml/sdtdatahash" xmlns:w16sdtfl="http://schemas.microsoft.com/office/word/2024/wordml/sdtformatlock" xmlns:w16se="http://schemas.microsoft.com/office/word/2015/wordml/symex" xmlns:wpg="http://schemas.microsoft.com/office/word/2010/wordprocessingGroup" xmlns:wpi="http://schemas.microsoft.com/office/word/2010/wordprocessingInk" xmlns:wne="http://schemas.microsoft.com/office/word/2006/wordml" xmlns:wps="http://schemas.microsoft.com/office/word/2010/wordprocessingShape" mc:Ignorable="w14 w15 w16se w16cid w16 w16cex w16sdtdh w16sdtfl w16du wp14">
+<w:ftr xmlns:wpc="http://schemas.microsoft.com/office/word/2010/wordprocessingCanvas" xmlns:cx="http://schemas.microsoft.com/office/drawing/2014/chartex" xmlns:cx1="http://schemas.microsoft.com/office/drawing/2015/9/8/chartex" xmlns:cx2="http://schemas.microsoft.com/office/drawing/2015/10/21/chartex" xmlns:cx3="http://schemas.microsoft.com/office/drawing/2016/5/9/chartex" xmlns:cx4="http://schemas.microsoft.com/office/drawing/2016/5/10/chartex" xmlns:cx5="http://schemas.microsoft.com/office/drawing/2016/5/11/chartex" xmlns:cx6="http://schemas.microsoft.com/office/drawing/2016/5/12/chartex" xmlns:cx7="http://schemas.microsoft.com/office/drawing/2016/5/13/chartex" xmlns:cx8="http://schemas.microsoft.com/office/drawing/2016/5/14/chartex" xmlns:mc="http://schemas.openxmlformats.org/markup-compatibility/2006" xmlns:aink="http://schemas.microsoft.com/office/drawing/2016/ink" xmlns:am3d="http://schemas.microsoft.com/office/drawing/2017/model3d" xmlns:o="urn:schemas-microsoft-com:office:office" xmlns:r="http://schemas.openxmlformats.org/officeDocument/2006/relationships" xmlns:m="http://schemas.openxmlformats.org/officeDocument/2006/math" xmlns:v="urn:schemas-microsoft-com:vml" xmlns:wp14="http://schemas.microsoft.com/office/word/2010/wordprocessingDrawing" xmlns:wp="http://schemas.openxmlformats.org/drawingml/2006/wordprocessingDrawing" xmlns:w10="urn:schemas-microsoft-com:office:word" xmlns:w="http://schemas.openxmlformats.org/wordprocessingml/2006/main" xmlns:w14="http://schemas.microsoft.com/office/word/2010/wordml" xmlns:w15="http://schemas.microsoft.com/office/word/2012/wordml" xmlns:w16cex="http://schemas.microsoft.com/office/word/2018/wordml/cex" xmlns:w16cid="http://schemas.microsoft.com/office/word/2016/wordml/cid" xmlns:w16="http://schemas.microsoft.com/office/word/2018/wordml" xmlns:w16sdtdh="http://schemas.microsoft.com/office/word/2020/wordml/sdtdatahash" xmlns:w16se="http://schemas.microsoft.com/office/word/2015/wordml/symex" xmlns:wpg="http://schemas.microsoft.com/office/word/2010/wordprocessingGroup" xmlns:wpi="http://schemas.microsoft.com/office/word/2010/wordprocessingInk" xmlns:wne="http://schemas.microsoft.com/office/word/2006/wordml" xmlns:wps="http://schemas.microsoft.com/office/word/2010/wordprocessingShape" mc:Ignorable="w14 w15 w16se w16cid w16 w16cex w16sdtdh wp14">
   <w:p>
     <w:pPr>
-      <w:pStyle w:val="Footer"/>
+      <w:pStyle w:val="Piedepgina"/>
       <w:jc w:val="center"/>
     </w:pPr>
     <w:r>
@@ -6704,10 +6749,10 @@
 </file>
 
 <file path=word/footer3.xml><?xml version="1.0" encoding="utf-8"?>
-<w:ftr xmlns:wpc="http://schemas.microsoft.com/office/word/2010/wordprocessingCanvas" xmlns:cx="http://schemas.microsoft.com/office/drawing/2014/chartex" xmlns:cx1="http://schemas.microsoft.com/office/drawing/2015/9/8/chartex" xmlns:cx2="http://schemas.microsoft.com/office/drawing/2015/10/21/chartex" xmlns:cx3="http://schemas.microsoft.com/office/drawing/2016/5/9/chartex" xmlns:cx4="http://schemas.microsoft.com/office/drawing/2016/5/10/chartex" xmlns:cx5="http://schemas.microsoft.com/office/drawing/2016/5/11/chartex" xmlns:cx6="http://schemas.microsoft.com/office/drawing/2016/5/12/chartex" xmlns:cx7="http://schemas.microsoft.com/office/drawing/2016/5/13/chartex" xmlns:cx8="http://schemas.microsoft.com/office/drawing/2016/5/14/chartex" xmlns:mc="http://schemas.openxmlformats.org/markup-compatibility/2006" xmlns:aink="http://schemas.microsoft.com/office/drawing/2016/ink" xmlns:am3d="http://schemas.microsoft.com/office/drawing/2017/model3d" xmlns:o="urn:schemas-microsoft-com:office:office" xmlns:oel="http://schemas.microsoft.com/office/2019/extlst" xmlns:r="http://schemas.openxmlformats.org/officeDocument/2006/relationships" xmlns:m="http://schemas.openxmlformats.org/officeDocument/2006/math" xmlns:v="urn:schemas-microsoft-com:vml" xmlns:wp14="http://schemas.microsoft.com/office/word/2010/wordprocessingDrawing" xmlns:wp="http://schemas.openxmlformats.org/drawingml/2006/wordprocessingDrawing" xmlns:w10="urn:schemas-microsoft-com:office:word" xmlns:w="http://schemas.openxmlformats.org/wordprocessingml/2006/main" xmlns:w14="http://schemas.microsoft.com/office/word/2010/wordml" xmlns:w15="http://schemas.microsoft.com/office/word/2012/wordml" xmlns:w16cex="http://schemas.microsoft.com/office/word/2018/wordml/cex" xmlns:w16cid="http://schemas.microsoft.com/office/word/2016/wordml/cid" xmlns:w16="http://schemas.microsoft.com/office/word/2018/wordml" xmlns:w16du="http://schemas.microsoft.com/office/word/2023/wordml/word16du" xmlns:w16sdtdh="http://schemas.microsoft.com/office/word/2020/wordml/sdtdatahash" xmlns:w16sdtfl="http://schemas.microsoft.com/office/word/2024/wordml/sdtformatlock" xmlns:w16se="http://schemas.microsoft.com/office/word/2015/wordml/symex" xmlns:wpg="http://schemas.microsoft.com/office/word/2010/wordprocessingGroup" xmlns:wpi="http://schemas.microsoft.com/office/word/2010/wordprocessingInk" xmlns:wne="http://schemas.microsoft.com/office/word/2006/wordml" xmlns:wps="http://schemas.microsoft.com/office/word/2010/wordprocessingShape" mc:Ignorable="w14 w15 w16se w16cid w16 w16cex w16sdtdh w16sdtfl w16du wp14">
+<w:ftr xmlns:wpc="http://schemas.microsoft.com/office/word/2010/wordprocessingCanvas" xmlns:cx="http://schemas.microsoft.com/office/drawing/2014/chartex" xmlns:cx1="http://schemas.microsoft.com/office/drawing/2015/9/8/chartex" xmlns:cx2="http://schemas.microsoft.com/office/drawing/2015/10/21/chartex" xmlns:cx3="http://schemas.microsoft.com/office/drawing/2016/5/9/chartex" xmlns:cx4="http://schemas.microsoft.com/office/drawing/2016/5/10/chartex" xmlns:cx5="http://schemas.microsoft.com/office/drawing/2016/5/11/chartex" xmlns:cx6="http://schemas.microsoft.com/office/drawing/2016/5/12/chartex" xmlns:cx7="http://schemas.microsoft.com/office/drawing/2016/5/13/chartex" xmlns:cx8="http://schemas.microsoft.com/office/drawing/2016/5/14/chartex" xmlns:mc="http://schemas.openxmlformats.org/markup-compatibility/2006" xmlns:aink="http://schemas.microsoft.com/office/drawing/2016/ink" xmlns:am3d="http://schemas.microsoft.com/office/drawing/2017/model3d" xmlns:o="urn:schemas-microsoft-com:office:office" xmlns:r="http://schemas.openxmlformats.org/officeDocument/2006/relationships" xmlns:m="http://schemas.openxmlformats.org/officeDocument/2006/math" xmlns:v="urn:schemas-microsoft-com:vml" xmlns:wp14="http://schemas.microsoft.com/office/word/2010/wordprocessingDrawing" xmlns:wp="http://schemas.openxmlformats.org/drawingml/2006/wordprocessingDrawing" xmlns:w10="urn:schemas-microsoft-com:office:word" xmlns:w="http://schemas.openxmlformats.org/wordprocessingml/2006/main" xmlns:w14="http://schemas.microsoft.com/office/word/2010/wordml" xmlns:w15="http://schemas.microsoft.com/office/word/2012/wordml" xmlns:w16cex="http://schemas.microsoft.com/office/word/2018/wordml/cex" xmlns:w16cid="http://schemas.microsoft.com/office/word/2016/wordml/cid" xmlns:w16="http://schemas.microsoft.com/office/word/2018/wordml" xmlns:w16sdtdh="http://schemas.microsoft.com/office/word/2020/wordml/sdtdatahash" xmlns:w16se="http://schemas.microsoft.com/office/word/2015/wordml/symex" xmlns:wpg="http://schemas.microsoft.com/office/word/2010/wordprocessingGroup" xmlns:wpi="http://schemas.microsoft.com/office/word/2010/wordprocessingInk" xmlns:wne="http://schemas.microsoft.com/office/word/2006/wordml" xmlns:wps="http://schemas.microsoft.com/office/word/2010/wordprocessingShape" mc:Ignorable="w14 w15 w16se w16cid w16 w16cex w16sdtdh wp14">
   <w:p>
     <w:pPr>
-      <w:pStyle w:val="Footer"/>
+      <w:pStyle w:val="Piedepgina"/>
       <w:jc w:val="center"/>
     </w:pPr>
     <w:r>
@@ -6789,10 +6834,10 @@
 </file>
 
 <file path=word/footer4.xml><?xml version="1.0" encoding="utf-8"?>
-<w:ftr xmlns:wpc="http://schemas.microsoft.com/office/word/2010/wordprocessingCanvas" xmlns:cx="http://schemas.microsoft.com/office/drawing/2014/chartex" xmlns:cx1="http://schemas.microsoft.com/office/drawing/2015/9/8/chartex" xmlns:cx2="http://schemas.microsoft.com/office/drawing/2015/10/21/chartex" xmlns:cx3="http://schemas.microsoft.com/office/drawing/2016/5/9/chartex" xmlns:cx4="http://schemas.microsoft.com/office/drawing/2016/5/10/chartex" xmlns:cx5="http://schemas.microsoft.com/office/drawing/2016/5/11/chartex" xmlns:cx6="http://schemas.microsoft.com/office/drawing/2016/5/12/chartex" xmlns:cx7="http://schemas.microsoft.com/office/drawing/2016/5/13/chartex" xmlns:cx8="http://schemas.microsoft.com/office/drawing/2016/5/14/chartex" xmlns:mc="http://schemas.openxmlformats.org/markup-compatibility/2006" xmlns:aink="http://schemas.microsoft.com/office/drawing/2016/ink" xmlns:am3d="http://schemas.microsoft.com/office/drawing/2017/model3d" xmlns:o="urn:schemas-microsoft-com:office:office" xmlns:oel="http://schemas.microsoft.com/office/2019/extlst" xmlns:r="http://schemas.openxmlformats.org/officeDocument/2006/relationships" xmlns:m="http://schemas.openxmlformats.org/officeDocument/2006/math" xmlns:v="urn:schemas-microsoft-com:vml" xmlns:wp14="http://schemas.microsoft.com/office/word/2010/wordprocessingDrawing" xmlns:wp="http://schemas.openxmlformats.org/drawingml/2006/wordprocessingDrawing" xmlns:w10="urn:schemas-microsoft-com:office:word" xmlns:w="http://schemas.openxmlformats.org/wordprocessingml/2006/main" xmlns:w14="http://schemas.microsoft.com/office/word/2010/wordml" xmlns:w15="http://schemas.microsoft.com/office/word/2012/wordml" xmlns:w16cex="http://schemas.microsoft.com/office/word/2018/wordml/cex" xmlns:w16cid="http://schemas.microsoft.com/office/word/2016/wordml/cid" xmlns:w16="http://schemas.microsoft.com/office/word/2018/wordml" xmlns:w16du="http://schemas.microsoft.com/office/word/2023/wordml/word16du" xmlns:w16sdtdh="http://schemas.microsoft.com/office/word/2020/wordml/sdtdatahash" xmlns:w16sdtfl="http://schemas.microsoft.com/office/word/2024/wordml/sdtformatlock" xmlns:w16se="http://schemas.microsoft.com/office/word/2015/wordml/symex" xmlns:wpg="http://schemas.microsoft.com/office/word/2010/wordprocessingGroup" xmlns:wpi="http://schemas.microsoft.com/office/word/2010/wordprocessingInk" xmlns:wne="http://schemas.microsoft.com/office/word/2006/wordml" xmlns:wps="http://schemas.microsoft.com/office/word/2010/wordprocessingShape" mc:Ignorable="w14 w15 w16se w16cid w16 w16cex w16sdtdh w16sdtfl w16du wp14">
+<w:ftr xmlns:wpc="http://schemas.microsoft.com/office/word/2010/wordprocessingCanvas" xmlns:cx="http://schemas.microsoft.com/office/drawing/2014/chartex" xmlns:cx1="http://schemas.microsoft.com/office/drawing/2015/9/8/chartex" xmlns:cx2="http://schemas.microsoft.com/office/drawing/2015/10/21/chartex" xmlns:cx3="http://schemas.microsoft.com/office/drawing/2016/5/9/chartex" xmlns:cx4="http://schemas.microsoft.com/office/drawing/2016/5/10/chartex" xmlns:cx5="http://schemas.microsoft.com/office/drawing/2016/5/11/chartex" xmlns:cx6="http://schemas.microsoft.com/office/drawing/2016/5/12/chartex" xmlns:cx7="http://schemas.microsoft.com/office/drawing/2016/5/13/chartex" xmlns:cx8="http://schemas.microsoft.com/office/drawing/2016/5/14/chartex" xmlns:mc="http://schemas.openxmlformats.org/markup-compatibility/2006" xmlns:aink="http://schemas.microsoft.com/office/drawing/2016/ink" xmlns:am3d="http://schemas.microsoft.com/office/drawing/2017/model3d" xmlns:o="urn:schemas-microsoft-com:office:office" xmlns:r="http://schemas.openxmlformats.org/officeDocument/2006/relationships" xmlns:m="http://schemas.openxmlformats.org/officeDocument/2006/math" xmlns:v="urn:schemas-microsoft-com:vml" xmlns:wp14="http://schemas.microsoft.com/office/word/2010/wordprocessingDrawing" xmlns:wp="http://schemas.openxmlformats.org/drawingml/2006/wordprocessingDrawing" xmlns:w10="urn:schemas-microsoft-com:office:word" xmlns:w="http://schemas.openxmlformats.org/wordprocessingml/2006/main" xmlns:w14="http://schemas.microsoft.com/office/word/2010/wordml" xmlns:w15="http://schemas.microsoft.com/office/word/2012/wordml" xmlns:w16cex="http://schemas.microsoft.com/office/word/2018/wordml/cex" xmlns:w16cid="http://schemas.microsoft.com/office/word/2016/wordml/cid" xmlns:w16="http://schemas.microsoft.com/office/word/2018/wordml" xmlns:w16sdtdh="http://schemas.microsoft.com/office/word/2020/wordml/sdtdatahash" xmlns:w16se="http://schemas.microsoft.com/office/word/2015/wordml/symex" xmlns:wpg="http://schemas.microsoft.com/office/word/2010/wordprocessingGroup" xmlns:wpi="http://schemas.microsoft.com/office/word/2010/wordprocessingInk" xmlns:wne="http://schemas.microsoft.com/office/word/2006/wordml" xmlns:wps="http://schemas.microsoft.com/office/word/2010/wordprocessingShape" mc:Ignorable="w14 w15 w16se w16cid w16 w16cex w16sdtdh wp14">
   <w:p>
     <w:pPr>
-      <w:pStyle w:val="Footer"/>
+      <w:pStyle w:val="Piedepgina"/>
       <w:jc w:val="center"/>
     </w:pPr>
     <w:r>
@@ -6874,10 +6919,10 @@
 </file>
 
 <file path=word/footer5.xml><?xml version="1.0" encoding="utf-8"?>
-<w:ftr xmlns:wpc="http://schemas.microsoft.com/office/word/2010/wordprocessingCanvas" xmlns:cx="http://schemas.microsoft.com/office/drawing/2014/chartex" xmlns:cx1="http://schemas.microsoft.com/office/drawing/2015/9/8/chartex" xmlns:cx2="http://schemas.microsoft.com/office/drawing/2015/10/21/chartex" xmlns:cx3="http://schemas.microsoft.com/office/drawing/2016/5/9/chartex" xmlns:cx4="http://schemas.microsoft.com/office/drawing/2016/5/10/chartex" xmlns:cx5="http://schemas.microsoft.com/office/drawing/2016/5/11/chartex" xmlns:cx6="http://schemas.microsoft.com/office/drawing/2016/5/12/chartex" xmlns:cx7="http://schemas.microsoft.com/office/drawing/2016/5/13/chartex" xmlns:cx8="http://schemas.microsoft.com/office/drawing/2016/5/14/chartex" xmlns:mc="http://schemas.openxmlformats.org/markup-compatibility/2006" xmlns:aink="http://schemas.microsoft.com/office/drawing/2016/ink" xmlns:am3d="http://schemas.microsoft.com/office/drawing/2017/model3d" xmlns:o="urn:schemas-microsoft-com:office:office" xmlns:oel="http://schemas.microsoft.com/office/2019/extlst" xmlns:r="http://schemas.openxmlformats.org/officeDocument/2006/relationships" xmlns:m="http://schemas.openxmlformats.org/officeDocument/2006/math" xmlns:v="urn:schemas-microsoft-com:vml" xmlns:wp14="http://schemas.microsoft.com/office/word/2010/wordprocessingDrawing" xmlns:wp="http://schemas.openxmlformats.org/drawingml/2006/wordprocessingDrawing" xmlns:w10="urn:schemas-microsoft-com:office:word" xmlns:w="http://schemas.openxmlformats.org/wordprocessingml/2006/main" xmlns:w14="http://schemas.microsoft.com/office/word/2010/wordml" xmlns:w15="http://schemas.microsoft.com/office/word/2012/wordml" xmlns:w16cex="http://schemas.microsoft.com/office/word/2018/wordml/cex" xmlns:w16cid="http://schemas.microsoft.com/office/word/2016/wordml/cid" xmlns:w16="http://schemas.microsoft.com/office/word/2018/wordml" xmlns:w16du="http://schemas.microsoft.com/office/word/2023/wordml/word16du" xmlns:w16sdtdh="http://schemas.microsoft.com/office/word/2020/wordml/sdtdatahash" xmlns:w16sdtfl="http://schemas.microsoft.com/office/word/2024/wordml/sdtformatlock" xmlns:w16se="http://schemas.microsoft.com/office/word/2015/wordml/symex" xmlns:wpg="http://schemas.microsoft.com/office/word/2010/wordprocessingGroup" xmlns:wpi="http://schemas.microsoft.com/office/word/2010/wordprocessingInk" xmlns:wne="http://schemas.microsoft.com/office/word/2006/wordml" xmlns:wps="http://schemas.microsoft.com/office/word/2010/wordprocessingShape" mc:Ignorable="w14 w15 w16se w16cid w16 w16cex w16sdtdh w16sdtfl w16du wp14">
+<w:ftr xmlns:wpc="http://schemas.microsoft.com/office/word/2010/wordprocessingCanvas" xmlns:cx="http://schemas.microsoft.com/office/drawing/2014/chartex" xmlns:cx1="http://schemas.microsoft.com/office/drawing/2015/9/8/chartex" xmlns:cx2="http://schemas.microsoft.com/office/drawing/2015/10/21/chartex" xmlns:cx3="http://schemas.microsoft.com/office/drawing/2016/5/9/chartex" xmlns:cx4="http://schemas.microsoft.com/office/drawing/2016/5/10/chartex" xmlns:cx5="http://schemas.microsoft.com/office/drawing/2016/5/11/chartex" xmlns:cx6="http://schemas.microsoft.com/office/drawing/2016/5/12/chartex" xmlns:cx7="http://schemas.microsoft.com/office/drawing/2016/5/13/chartex" xmlns:cx8="http://schemas.microsoft.com/office/drawing/2016/5/14/chartex" xmlns:mc="http://schemas.openxmlformats.org/markup-compatibility/2006" xmlns:aink="http://schemas.microsoft.com/office/drawing/2016/ink" xmlns:am3d="http://schemas.microsoft.com/office/drawing/2017/model3d" xmlns:o="urn:schemas-microsoft-com:office:office" xmlns:r="http://schemas.openxmlformats.org/officeDocument/2006/relationships" xmlns:m="http://schemas.openxmlformats.org/officeDocument/2006/math" xmlns:v="urn:schemas-microsoft-com:vml" xmlns:wp14="http://schemas.microsoft.com/office/word/2010/wordprocessingDrawing" xmlns:wp="http://schemas.openxmlformats.org/drawingml/2006/wordprocessingDrawing" xmlns:w10="urn:schemas-microsoft-com:office:word" xmlns:w="http://schemas.openxmlformats.org/wordprocessingml/2006/main" xmlns:w14="http://schemas.microsoft.com/office/word/2010/wordml" xmlns:w15="http://schemas.microsoft.com/office/word/2012/wordml" xmlns:w16cex="http://schemas.microsoft.com/office/word/2018/wordml/cex" xmlns:w16cid="http://schemas.microsoft.com/office/word/2016/wordml/cid" xmlns:w16="http://schemas.microsoft.com/office/word/2018/wordml" xmlns:w16sdtdh="http://schemas.microsoft.com/office/word/2020/wordml/sdtdatahash" xmlns:w16se="http://schemas.microsoft.com/office/word/2015/wordml/symex" xmlns:wpg="http://schemas.microsoft.com/office/word/2010/wordprocessingGroup" xmlns:wpi="http://schemas.microsoft.com/office/word/2010/wordprocessingInk" xmlns:wne="http://schemas.microsoft.com/office/word/2006/wordml" xmlns:wps="http://schemas.microsoft.com/office/word/2010/wordprocessingShape" mc:Ignorable="w14 w15 w16se w16cid w16 w16cex w16sdtdh wp14">
   <w:p>
     <w:pPr>
-      <w:pStyle w:val="Footer"/>
+      <w:pStyle w:val="Piedepgina"/>
       <w:jc w:val="center"/>
     </w:pPr>
     <w:r>
@@ -6959,10 +7004,10 @@
 </file>
 
 <file path=word/footer6.xml><?xml version="1.0" encoding="utf-8"?>
-<w:ftr xmlns:wpc="http://schemas.microsoft.com/office/word/2010/wordprocessingCanvas" xmlns:cx="http://schemas.microsoft.com/office/drawing/2014/chartex" xmlns:cx1="http://schemas.microsoft.com/office/drawing/2015/9/8/chartex" xmlns:cx2="http://schemas.microsoft.com/office/drawing/2015/10/21/chartex" xmlns:cx3="http://schemas.microsoft.com/office/drawing/2016/5/9/chartex" xmlns:cx4="http://schemas.microsoft.com/office/drawing/2016/5/10/chartex" xmlns:cx5="http://schemas.microsoft.com/office/drawing/2016/5/11/chartex" xmlns:cx6="http://schemas.microsoft.com/office/drawing/2016/5/12/chartex" xmlns:cx7="http://schemas.microsoft.com/office/drawing/2016/5/13/chartex" xmlns:cx8="http://schemas.microsoft.com/office/drawing/2016/5/14/chartex" xmlns:mc="http://schemas.openxmlformats.org/markup-compatibility/2006" xmlns:aink="http://schemas.microsoft.com/office/drawing/2016/ink" xmlns:am3d="http://schemas.microsoft.com/office/drawing/2017/model3d" xmlns:o="urn:schemas-microsoft-com:office:office" xmlns:oel="http://schemas.microsoft.com/office/2019/extlst" xmlns:r="http://schemas.openxmlformats.org/officeDocument/2006/relationships" xmlns:m="http://schemas.openxmlformats.org/officeDocument/2006/math" xmlns:v="urn:schemas-microsoft-com:vml" xmlns:wp14="http://schemas.microsoft.com/office/word/2010/wordprocessingDrawing" xmlns:wp="http://schemas.openxmlformats.org/drawingml/2006/wordprocessingDrawing" xmlns:w10="urn:schemas-microsoft-com:office:word" xmlns:w="http://schemas.openxmlformats.org/wordprocessingml/2006/main" xmlns:w14="http://schemas.microsoft.com/office/word/2010/wordml" xmlns:w15="http://schemas.microsoft.com/office/word/2012/wordml" xmlns:w16cex="http://schemas.microsoft.com/office/word/2018/wordml/cex" xmlns:w16cid="http://schemas.microsoft.com/office/word/2016/wordml/cid" xmlns:w16="http://schemas.microsoft.com/office/word/2018/wordml" xmlns:w16du="http://schemas.microsoft.com/office/word/2023/wordml/word16du" xmlns:w16sdtdh="http://schemas.microsoft.com/office/word/2020/wordml/sdtdatahash" xmlns:w16sdtfl="http://schemas.microsoft.com/office/word/2024/wordml/sdtformatlock" xmlns:w16se="http://schemas.microsoft.com/office/word/2015/wordml/symex" xmlns:wpg="http://schemas.microsoft.com/office/word/2010/wordprocessingGroup" xmlns:wpi="http://schemas.microsoft.com/office/word/2010/wordprocessingInk" xmlns:wne="http://schemas.microsoft.com/office/word/2006/wordml" xmlns:wps="http://schemas.microsoft.com/office/word/2010/wordprocessingShape" mc:Ignorable="w14 w15 w16se w16cid w16 w16cex w16sdtdh w16sdtfl w16du wp14">
+<w:ftr xmlns:wpc="http://schemas.microsoft.com/office/word/2010/wordprocessingCanvas" xmlns:cx="http://schemas.microsoft.com/office/drawing/2014/chartex" xmlns:cx1="http://schemas.microsoft.com/office/drawing/2015/9/8/chartex" xmlns:cx2="http://schemas.microsoft.com/office/drawing/2015/10/21/chartex" xmlns:cx3="http://schemas.microsoft.com/office/drawing/2016/5/9/chartex" xmlns:cx4="http://schemas.microsoft.com/office/drawing/2016/5/10/chartex" xmlns:cx5="http://schemas.microsoft.com/office/drawing/2016/5/11/chartex" xmlns:cx6="http://schemas.microsoft.com/office/drawing/2016/5/12/chartex" xmlns:cx7="http://schemas.microsoft.com/office/drawing/2016/5/13/chartex" xmlns:cx8="http://schemas.microsoft.com/office/drawing/2016/5/14/chartex" xmlns:mc="http://schemas.openxmlformats.org/markup-compatibility/2006" xmlns:aink="http://schemas.microsoft.com/office/drawing/2016/ink" xmlns:am3d="http://schemas.microsoft.com/office/drawing/2017/model3d" xmlns:o="urn:schemas-microsoft-com:office:office" xmlns:r="http://schemas.openxmlformats.org/officeDocument/2006/relationships" xmlns:m="http://schemas.openxmlformats.org/officeDocument/2006/math" xmlns:v="urn:schemas-microsoft-com:vml" xmlns:wp14="http://schemas.microsoft.com/office/word/2010/wordprocessingDrawing" xmlns:wp="http://schemas.openxmlformats.org/drawingml/2006/wordprocessingDrawing" xmlns:w10="urn:schemas-microsoft-com:office:word" xmlns:w="http://schemas.openxmlformats.org/wordprocessingml/2006/main" xmlns:w14="http://schemas.microsoft.com/office/word/2010/wordml" xmlns:w15="http://schemas.microsoft.com/office/word/2012/wordml" xmlns:w16cex="http://schemas.microsoft.com/office/word/2018/wordml/cex" xmlns:w16cid="http://schemas.microsoft.com/office/word/2016/wordml/cid" xmlns:w16="http://schemas.microsoft.com/office/word/2018/wordml" xmlns:w16sdtdh="http://schemas.microsoft.com/office/word/2020/wordml/sdtdatahash" xmlns:w16se="http://schemas.microsoft.com/office/word/2015/wordml/symex" xmlns:wpg="http://schemas.microsoft.com/office/word/2010/wordprocessingGroup" xmlns:wpi="http://schemas.microsoft.com/office/word/2010/wordprocessingInk" xmlns:wne="http://schemas.microsoft.com/office/word/2006/wordml" xmlns:wps="http://schemas.microsoft.com/office/word/2010/wordprocessingShape" mc:Ignorable="w14 w15 w16se w16cid w16 w16cex w16sdtdh wp14">
   <w:p>
     <w:pPr>
-      <w:pStyle w:val="Footer"/>
+      <w:pStyle w:val="Piedepgina"/>
       <w:jc w:val="center"/>
     </w:pPr>
     <w:r>
@@ -7044,7 +7089,7 @@
 </file>
 
 <file path=word/footnotes.xml><?xml version="1.0" encoding="utf-8"?>
-<w:footnotes xmlns:wpc="http://schemas.microsoft.com/office/word/2010/wordprocessingCanvas" xmlns:cx="http://schemas.microsoft.com/office/drawing/2014/chartex" xmlns:cx1="http://schemas.microsoft.com/office/drawing/2015/9/8/chartex" xmlns:cx2="http://schemas.microsoft.com/office/drawing/2015/10/21/chartex" xmlns:cx3="http://schemas.microsoft.com/office/drawing/2016/5/9/chartex" xmlns:cx4="http://schemas.microsoft.com/office/drawing/2016/5/10/chartex" xmlns:cx5="http://schemas.microsoft.com/office/drawing/2016/5/11/chartex" xmlns:cx6="http://schemas.microsoft.com/office/drawing/2016/5/12/chartex" xmlns:cx7="http://schemas.microsoft.com/office/drawing/2016/5/13/chartex" xmlns:cx8="http://schemas.microsoft.com/office/drawing/2016/5/14/chartex" xmlns:mc="http://schemas.openxmlformats.org/markup-compatibility/2006" xmlns:aink="http://schemas.microsoft.com/office/drawing/2016/ink" xmlns:am3d="http://schemas.microsoft.com/office/drawing/2017/model3d" xmlns:o="urn:schemas-microsoft-com:office:office" xmlns:oel="http://schemas.microsoft.com/office/2019/extlst" xmlns:r="http://schemas.openxmlformats.org/officeDocument/2006/relationships" xmlns:m="http://schemas.openxmlformats.org/officeDocument/2006/math" xmlns:v="urn:schemas-microsoft-com:vml" xmlns:wp14="http://schemas.microsoft.com/office/word/2010/wordprocessingDrawing" xmlns:wp="http://schemas.openxmlformats.org/drawingml/2006/wordprocessingDrawing" xmlns:w10="urn:schemas-microsoft-com:office:word" xmlns:w="http://schemas.openxmlformats.org/wordprocessingml/2006/main" xmlns:w14="http://schemas.microsoft.com/office/word/2010/wordml" xmlns:w15="http://schemas.microsoft.com/office/word/2012/wordml" xmlns:w16cex="http://schemas.microsoft.com/office/word/2018/wordml/cex" xmlns:w16cid="http://schemas.microsoft.com/office/word/2016/wordml/cid" xmlns:w16="http://schemas.microsoft.com/office/word/2018/wordml" xmlns:w16du="http://schemas.microsoft.com/office/word/2023/wordml/word16du" xmlns:w16sdtdh="http://schemas.microsoft.com/office/word/2020/wordml/sdtdatahash" xmlns:w16sdtfl="http://schemas.microsoft.com/office/word/2024/wordml/sdtformatlock" xmlns:w16se="http://schemas.microsoft.com/office/word/2015/wordml/symex" xmlns:wpg="http://schemas.microsoft.com/office/word/2010/wordprocessingGroup" xmlns:wpi="http://schemas.microsoft.com/office/word/2010/wordprocessingInk" xmlns:wne="http://schemas.microsoft.com/office/word/2006/wordml" xmlns:wps="http://schemas.microsoft.com/office/word/2010/wordprocessingShape" mc:Ignorable="w14 w15 w16se w16cid w16 w16cex w16sdtdh w16sdtfl w16du wp14">
+<w:footnotes xmlns:wpc="http://schemas.microsoft.com/office/word/2010/wordprocessingCanvas" xmlns:cx="http://schemas.microsoft.com/office/drawing/2014/chartex" xmlns:cx1="http://schemas.microsoft.com/office/drawing/2015/9/8/chartex" xmlns:cx2="http://schemas.microsoft.com/office/drawing/2015/10/21/chartex" xmlns:cx3="http://schemas.microsoft.com/office/drawing/2016/5/9/chartex" xmlns:cx4="http://schemas.microsoft.com/office/drawing/2016/5/10/chartex" xmlns:cx5="http://schemas.microsoft.com/office/drawing/2016/5/11/chartex" xmlns:cx6="http://schemas.microsoft.com/office/drawing/2016/5/12/chartex" xmlns:cx7="http://schemas.microsoft.com/office/drawing/2016/5/13/chartex" xmlns:cx8="http://schemas.microsoft.com/office/drawing/2016/5/14/chartex" xmlns:mc="http://schemas.openxmlformats.org/markup-compatibility/2006" xmlns:aink="http://schemas.microsoft.com/office/drawing/2016/ink" xmlns:am3d="http://schemas.microsoft.com/office/drawing/2017/model3d" xmlns:o="urn:schemas-microsoft-com:office:office" xmlns:r="http://schemas.openxmlformats.org/officeDocument/2006/relationships" xmlns:m="http://schemas.openxmlformats.org/officeDocument/2006/math" xmlns:v="urn:schemas-microsoft-com:vml" xmlns:wp14="http://schemas.microsoft.com/office/word/2010/wordprocessingDrawing" xmlns:wp="http://schemas.openxmlformats.org/drawingml/2006/wordprocessingDrawing" xmlns:w10="urn:schemas-microsoft-com:office:word" xmlns:w="http://schemas.openxmlformats.org/wordprocessingml/2006/main" xmlns:w14="http://schemas.microsoft.com/office/word/2010/wordml" xmlns:w15="http://schemas.microsoft.com/office/word/2012/wordml" xmlns:w16cex="http://schemas.microsoft.com/office/word/2018/wordml/cex" xmlns:w16cid="http://schemas.microsoft.com/office/word/2016/wordml/cid" xmlns:w16="http://schemas.microsoft.com/office/word/2018/wordml" xmlns:w16sdtdh="http://schemas.microsoft.com/office/word/2020/wordml/sdtdatahash" xmlns:w16se="http://schemas.microsoft.com/office/word/2015/wordml/symex" xmlns:wpg="http://schemas.microsoft.com/office/word/2010/wordprocessingGroup" xmlns:wpi="http://schemas.microsoft.com/office/word/2010/wordprocessingInk" xmlns:wne="http://schemas.microsoft.com/office/word/2006/wordml" xmlns:wps="http://schemas.microsoft.com/office/word/2010/wordprocessingShape" mc:Ignorable="w14 w15 w16se w16cid w16 w16cex w16sdtdh wp14">
   <w:footnote w:type="separator" w:id="-1">
     <w:p>
       <w:pPr>
@@ -7069,7 +7114,7 @@
 </file>
 
 <file path=word/numbering.xml><?xml version="1.0" encoding="utf-8"?>
-<w:numbering xmlns:wpc="http://schemas.microsoft.com/office/word/2010/wordprocessingCanvas" xmlns:cx="http://schemas.microsoft.com/office/drawing/2014/chartex" xmlns:cx1="http://schemas.microsoft.com/office/drawing/2015/9/8/chartex" xmlns:cx2="http://schemas.microsoft.com/office/drawing/2015/10/21/chartex" xmlns:cx3="http://schemas.microsoft.com/office/drawing/2016/5/9/chartex" xmlns:cx4="http://schemas.microsoft.com/office/drawing/2016/5/10/chartex" xmlns:cx5="http://schemas.microsoft.com/office/drawing/2016/5/11/chartex" xmlns:cx6="http://schemas.microsoft.com/office/drawing/2016/5/12/chartex" xmlns:cx7="http://schemas.microsoft.com/office/drawing/2016/5/13/chartex" xmlns:cx8="http://schemas.microsoft.com/office/drawing/2016/5/14/chartex" xmlns:mc="http://schemas.openxmlformats.org/markup-compatibility/2006" xmlns:aink="http://schemas.microsoft.com/office/drawing/2016/ink" xmlns:am3d="http://schemas.microsoft.com/office/drawing/2017/model3d" xmlns:o="urn:schemas-microsoft-com:office:office" xmlns:oel="http://schemas.microsoft.com/office/2019/extlst" xmlns:r="http://schemas.openxmlformats.org/officeDocument/2006/relationships" xmlns:m="http://schemas.openxmlformats.org/officeDocument/2006/math" xmlns:v="urn:schemas-microsoft-com:vml" xmlns:wp14="http://schemas.microsoft.com/office/word/2010/wordprocessingDrawing" xmlns:wp="http://schemas.openxmlformats.org/drawingml/2006/wordprocessingDrawing" xmlns:w10="urn:schemas-microsoft-com:office:word" xmlns:w="http://schemas.openxmlformats.org/wordprocessingml/2006/main" xmlns:w14="http://schemas.microsoft.com/office/word/2010/wordml" xmlns:w15="http://schemas.microsoft.com/office/word/2012/wordml" xmlns:w16cex="http://schemas.microsoft.com/office/word/2018/wordml/cex" xmlns:w16cid="http://schemas.microsoft.com/office/word/2016/wordml/cid" xmlns:w16="http://schemas.microsoft.com/office/word/2018/wordml" xmlns:w16du="http://schemas.microsoft.com/office/word/2023/wordml/word16du" xmlns:w16sdtdh="http://schemas.microsoft.com/office/word/2020/wordml/sdtdatahash" xmlns:w16sdtfl="http://schemas.microsoft.com/office/word/2024/wordml/sdtformatlock" xmlns:w16se="http://schemas.microsoft.com/office/word/2015/wordml/symex" xmlns:wpg="http://schemas.microsoft.com/office/word/2010/wordprocessingGroup" xmlns:wpi="http://schemas.microsoft.com/office/word/2010/wordprocessingInk" xmlns:wne="http://schemas.microsoft.com/office/word/2006/wordml" xmlns:wps="http://schemas.microsoft.com/office/word/2010/wordprocessingShape" mc:Ignorable="w14 w15 w16se w16cid w16 w16cex w16sdtdh w16sdtfl w16du wp14">
+<w:numbering xmlns:wpc="http://schemas.microsoft.com/office/word/2010/wordprocessingCanvas" xmlns:cx="http://schemas.microsoft.com/office/drawing/2014/chartex" xmlns:cx1="http://schemas.microsoft.com/office/drawing/2015/9/8/chartex" xmlns:cx2="http://schemas.microsoft.com/office/drawing/2015/10/21/chartex" xmlns:cx3="http://schemas.microsoft.com/office/drawing/2016/5/9/chartex" xmlns:cx4="http://schemas.microsoft.com/office/drawing/2016/5/10/chartex" xmlns:cx5="http://schemas.microsoft.com/office/drawing/2016/5/11/chartex" xmlns:cx6="http://schemas.microsoft.com/office/drawing/2016/5/12/chartex" xmlns:cx7="http://schemas.microsoft.com/office/drawing/2016/5/13/chartex" xmlns:cx8="http://schemas.microsoft.com/office/drawing/2016/5/14/chartex" xmlns:mc="http://schemas.openxmlformats.org/markup-compatibility/2006" xmlns:aink="http://schemas.microsoft.com/office/drawing/2016/ink" xmlns:am3d="http://schemas.microsoft.com/office/drawing/2017/model3d" xmlns:o="urn:schemas-microsoft-com:office:office" xmlns:r="http://schemas.openxmlformats.org/officeDocument/2006/relationships" xmlns:m="http://schemas.openxmlformats.org/officeDocument/2006/math" xmlns:v="urn:schemas-microsoft-com:vml" xmlns:wp14="http://schemas.microsoft.com/office/word/2010/wordprocessingDrawing" xmlns:wp="http://schemas.openxmlformats.org/drawingml/2006/wordprocessingDrawing" xmlns:w10="urn:schemas-microsoft-com:office:word" xmlns:w="http://schemas.openxmlformats.org/wordprocessingml/2006/main" xmlns:w14="http://schemas.microsoft.com/office/word/2010/wordml" xmlns:w15="http://schemas.microsoft.com/office/word/2012/wordml" xmlns:w16cex="http://schemas.microsoft.com/office/word/2018/wordml/cex" xmlns:w16cid="http://schemas.microsoft.com/office/word/2016/wordml/cid" xmlns:w16="http://schemas.microsoft.com/office/word/2018/wordml" xmlns:w16sdtdh="http://schemas.microsoft.com/office/word/2020/wordml/sdtdatahash" xmlns:w16se="http://schemas.microsoft.com/office/word/2015/wordml/symex" xmlns:wpg="http://schemas.microsoft.com/office/word/2010/wordprocessingGroup" xmlns:wpi="http://schemas.microsoft.com/office/word/2010/wordprocessingInk" xmlns:wne="http://schemas.microsoft.com/office/word/2006/wordml" xmlns:wps="http://schemas.microsoft.com/office/word/2010/wordprocessingShape" mc:Ignorable="w14 w15 w16se w16cid w16 w16cex w16sdtdh wp14">
   <w:abstractNum w:abstractNumId="0" w15:restartNumberingAfterBreak="0">
     <w:nsid w:val="FFFFFF7C"/>
     <w:multiLevelType w:val="singleLevel"/>
@@ -7111,7 +7156,7 @@
     <w:lvl w:ilvl="0">
       <w:start w:val="1"/>
       <w:numFmt w:val="decimal"/>
-      <w:pStyle w:val="ListNumber3"/>
+      <w:pStyle w:val="Listaconnmeros3"/>
       <w:lvlText w:val="%1."/>
       <w:lvlJc w:val="left"/>
       <w:pPr>
@@ -7129,7 +7174,7 @@
     <w:lvl w:ilvl="0">
       <w:start w:val="1"/>
       <w:numFmt w:val="decimal"/>
-      <w:pStyle w:val="ListNumber2"/>
+      <w:pStyle w:val="Listaconnmeros2"/>
       <w:lvlText w:val="%1."/>
       <w:lvlJc w:val="left"/>
       <w:pPr>
@@ -7167,7 +7212,7 @@
     <w:lvl w:ilvl="0">
       <w:start w:val="1"/>
       <w:numFmt w:val="bullet"/>
-      <w:pStyle w:val="ListBullet3"/>
+      <w:pStyle w:val="Listaconvietas3"/>
       <w:lvlText w:val=""/>
       <w:lvlJc w:val="left"/>
       <w:pPr>
@@ -7188,7 +7233,7 @@
     <w:lvl w:ilvl="0">
       <w:start w:val="1"/>
       <w:numFmt w:val="bullet"/>
-      <w:pStyle w:val="ListBullet2"/>
+      <w:pStyle w:val="Listaconvietas2"/>
       <w:lvlText w:val=""/>
       <w:lvlJc w:val="left"/>
       <w:pPr>
@@ -7209,7 +7254,7 @@
     <w:lvl w:ilvl="0">
       <w:start w:val="1"/>
       <w:numFmt w:val="decimal"/>
-      <w:pStyle w:val="ListNumber"/>
+      <w:pStyle w:val="Listaconnmeros"/>
       <w:lvlText w:val="%1."/>
       <w:lvlJc w:val="left"/>
       <w:pPr>
@@ -7227,7 +7272,7 @@
     <w:lvl w:ilvl="0">
       <w:start w:val="1"/>
       <w:numFmt w:val="bullet"/>
-      <w:pStyle w:val="ListBullet"/>
+      <w:pStyle w:val="Listaconvietas"/>
       <w:lvlText w:val=""/>
       <w:lvlJc w:val="left"/>
       <w:pPr>
@@ -7241,38 +7286,38 @@
       </w:rPr>
     </w:lvl>
   </w:abstractNum>
-  <w:num w:numId="1" w16cid:durableId="955479728">
+  <w:num w:numId="1">
     <w:abstractNumId w:val="8"/>
   </w:num>
-  <w:num w:numId="2" w16cid:durableId="1554269555">
+  <w:num w:numId="2">
     <w:abstractNumId w:val="6"/>
   </w:num>
-  <w:num w:numId="3" w16cid:durableId="2135634261">
+  <w:num w:numId="3">
     <w:abstractNumId w:val="5"/>
   </w:num>
-  <w:num w:numId="4" w16cid:durableId="83839463">
+  <w:num w:numId="4">
     <w:abstractNumId w:val="4"/>
   </w:num>
-  <w:num w:numId="5" w16cid:durableId="1064644642">
+  <w:num w:numId="5">
     <w:abstractNumId w:val="7"/>
   </w:num>
-  <w:num w:numId="6" w16cid:durableId="1554073541">
+  <w:num w:numId="6">
     <w:abstractNumId w:val="3"/>
   </w:num>
-  <w:num w:numId="7" w16cid:durableId="1936479057">
+  <w:num w:numId="7">
     <w:abstractNumId w:val="2"/>
   </w:num>
-  <w:num w:numId="8" w16cid:durableId="370419841">
+  <w:num w:numId="8">
     <w:abstractNumId w:val="1"/>
   </w:num>
-  <w:num w:numId="9" w16cid:durableId="1108694974">
+  <w:num w:numId="9">
     <w:abstractNumId w:val="0"/>
   </w:num>
 </w:numbering>
 </file>
 
 <file path=word/styles.xml><?xml version="1.0" encoding="utf-8"?>
-<w:styles xmlns:mc="http://schemas.openxmlformats.org/markup-compatibility/2006" xmlns:r="http://schemas.openxmlformats.org/officeDocument/2006/relationships" xmlns:w="http://schemas.openxmlformats.org/wordprocessingml/2006/main" xmlns:w14="http://schemas.microsoft.com/office/word/2010/wordml" xmlns:w15="http://schemas.microsoft.com/office/word/2012/wordml" xmlns:w16cex="http://schemas.microsoft.com/office/word/2018/wordml/cex" xmlns:w16cid="http://schemas.microsoft.com/office/word/2016/wordml/cid" xmlns:w16="http://schemas.microsoft.com/office/word/2018/wordml" xmlns:w16du="http://schemas.microsoft.com/office/word/2023/wordml/word16du" xmlns:w16sdtdh="http://schemas.microsoft.com/office/word/2020/wordml/sdtdatahash" xmlns:w16sdtfl="http://schemas.microsoft.com/office/word/2024/wordml/sdtformatlock" xmlns:w16se="http://schemas.microsoft.com/office/word/2015/wordml/symex" mc:Ignorable="w14 w15 w16se w16cid w16 w16cex w16sdtdh w16sdtfl w16du">
+<w:styles xmlns:mc="http://schemas.openxmlformats.org/markup-compatibility/2006" xmlns:r="http://schemas.openxmlformats.org/officeDocument/2006/relationships" xmlns:w="http://schemas.openxmlformats.org/wordprocessingml/2006/main" xmlns:w14="http://schemas.microsoft.com/office/word/2010/wordml" xmlns:w15="http://schemas.microsoft.com/office/word/2012/wordml" xmlns:w16cex="http://schemas.microsoft.com/office/word/2018/wordml/cex" xmlns:w16cid="http://schemas.microsoft.com/office/word/2016/wordml/cid" xmlns:w16="http://schemas.microsoft.com/office/word/2018/wordml" xmlns:w16sdtdh="http://schemas.microsoft.com/office/word/2020/wordml/sdtdatahash" xmlns:w16se="http://schemas.microsoft.com/office/word/2015/wordml/symex" mc:Ignorable="w14 w15 w16se w16cid w16 w16cex w16sdtdh">
   <w:docDefaults>
     <w:rPrDefault>
       <w:rPr>
@@ -7666,11 +7711,11 @@
       <w:sz w:val="18"/>
     </w:rPr>
   </w:style>
-  <w:style w:type="paragraph" w:styleId="Heading1">
+  <w:style w:type="paragraph" w:styleId="Ttulo1">
     <w:name w:val="heading 1"/>
     <w:basedOn w:val="Normal"/>
     <w:next w:val="Normal"/>
-    <w:link w:val="Heading1Char"/>
+    <w:link w:val="Ttulo1Car"/>
     <w:uiPriority w:val="9"/>
     <w:qFormat/>
     <w:rsid w:val="00FC693F"/>
@@ -7689,11 +7734,11 @@
       <w:szCs w:val="28"/>
     </w:rPr>
   </w:style>
-  <w:style w:type="paragraph" w:styleId="Heading2">
+  <w:style w:type="paragraph" w:styleId="Ttulo2">
     <w:name w:val="heading 2"/>
     <w:basedOn w:val="Normal"/>
     <w:next w:val="Normal"/>
-    <w:link w:val="Heading2Char"/>
+    <w:link w:val="Ttulo2Car"/>
     <w:uiPriority w:val="9"/>
     <w:unhideWhenUsed/>
     <w:qFormat/>
@@ -7713,11 +7758,11 @@
       <w:szCs w:val="26"/>
     </w:rPr>
   </w:style>
-  <w:style w:type="paragraph" w:styleId="Heading3">
+  <w:style w:type="paragraph" w:styleId="Ttulo3">
     <w:name w:val="heading 3"/>
     <w:basedOn w:val="Normal"/>
     <w:next w:val="Normal"/>
-    <w:link w:val="Heading3Char"/>
+    <w:link w:val="Ttulo3Car"/>
     <w:uiPriority w:val="9"/>
     <w:unhideWhenUsed/>
     <w:qFormat/>
@@ -7735,11 +7780,11 @@
       <w:color w:val="4F81BD" w:themeColor="accent1"/>
     </w:rPr>
   </w:style>
-  <w:style w:type="paragraph" w:styleId="Heading4">
+  <w:style w:type="paragraph" w:styleId="Ttulo4">
     <w:name w:val="heading 4"/>
     <w:basedOn w:val="Normal"/>
     <w:next w:val="Normal"/>
-    <w:link w:val="Heading4Char"/>
+    <w:link w:val="Ttulo4Car"/>
     <w:uiPriority w:val="9"/>
     <w:semiHidden/>
     <w:unhideWhenUsed/>
@@ -7760,11 +7805,11 @@
       <w:color w:val="4F81BD" w:themeColor="accent1"/>
     </w:rPr>
   </w:style>
-  <w:style w:type="paragraph" w:styleId="Heading5">
+  <w:style w:type="paragraph" w:styleId="Ttulo5">
     <w:name w:val="heading 5"/>
     <w:basedOn w:val="Normal"/>
     <w:next w:val="Normal"/>
-    <w:link w:val="Heading5Char"/>
+    <w:link w:val="Ttulo5Car"/>
     <w:uiPriority w:val="9"/>
     <w:semiHidden/>
     <w:unhideWhenUsed/>
@@ -7781,11 +7826,11 @@
       <w:color w:val="243F60" w:themeColor="accent1" w:themeShade="7F"/>
     </w:rPr>
   </w:style>
-  <w:style w:type="paragraph" w:styleId="Heading6">
+  <w:style w:type="paragraph" w:styleId="Ttulo6">
     <w:name w:val="heading 6"/>
     <w:basedOn w:val="Normal"/>
     <w:next w:val="Normal"/>
-    <w:link w:val="Heading6Char"/>
+    <w:link w:val="Ttulo6Car"/>
     <w:uiPriority w:val="9"/>
     <w:semiHidden/>
     <w:unhideWhenUsed/>
@@ -7804,11 +7849,11 @@
       <w:color w:val="243F60" w:themeColor="accent1" w:themeShade="7F"/>
     </w:rPr>
   </w:style>
-  <w:style w:type="paragraph" w:styleId="Heading7">
+  <w:style w:type="paragraph" w:styleId="Ttulo7">
     <w:name w:val="heading 7"/>
     <w:basedOn w:val="Normal"/>
     <w:next w:val="Normal"/>
-    <w:link w:val="Heading7Char"/>
+    <w:link w:val="Ttulo7Car"/>
     <w:uiPriority w:val="9"/>
     <w:semiHidden/>
     <w:unhideWhenUsed/>
@@ -7827,11 +7872,11 @@
       <w:color w:val="404040" w:themeColor="text1" w:themeTint="BF"/>
     </w:rPr>
   </w:style>
-  <w:style w:type="paragraph" w:styleId="Heading8">
+  <w:style w:type="paragraph" w:styleId="Ttulo8">
     <w:name w:val="heading 8"/>
     <w:basedOn w:val="Normal"/>
     <w:next w:val="Normal"/>
-    <w:link w:val="Heading8Char"/>
+    <w:link w:val="Ttulo8Car"/>
     <w:uiPriority w:val="9"/>
     <w:semiHidden/>
     <w:unhideWhenUsed/>
@@ -7850,11 +7895,11 @@
       <w:szCs w:val="20"/>
     </w:rPr>
   </w:style>
-  <w:style w:type="paragraph" w:styleId="Heading9">
+  <w:style w:type="paragraph" w:styleId="Ttulo9">
     <w:name w:val="heading 9"/>
     <w:basedOn w:val="Normal"/>
     <w:next w:val="Normal"/>
-    <w:link w:val="Heading9Char"/>
+    <w:link w:val="Ttulo9Car"/>
     <w:uiPriority w:val="9"/>
     <w:semiHidden/>
     <w:unhideWhenUsed/>
@@ -7875,13 +7920,13 @@
       <w:szCs w:val="20"/>
     </w:rPr>
   </w:style>
-  <w:style w:type="character" w:default="1" w:styleId="DefaultParagraphFont">
+  <w:style w:type="character" w:default="1" w:styleId="Fuentedeprrafopredeter">
     <w:name w:val="Default Paragraph Font"/>
     <w:uiPriority w:val="1"/>
     <w:semiHidden/>
     <w:unhideWhenUsed/>
   </w:style>
-  <w:style w:type="table" w:default="1" w:styleId="TableNormal">
+  <w:style w:type="table" w:default="1" w:styleId="Tablanormal">
     <w:name w:val="Normal Table"/>
     <w:uiPriority w:val="99"/>
     <w:semiHidden/>
@@ -7896,16 +7941,16 @@
       </w:tblCellMar>
     </w:tblPr>
   </w:style>
-  <w:style w:type="numbering" w:default="1" w:styleId="NoList">
+  <w:style w:type="numbering" w:default="1" w:styleId="Sinlista">
     <w:name w:val="No List"/>
     <w:uiPriority w:val="99"/>
     <w:semiHidden/>
     <w:unhideWhenUsed/>
   </w:style>
-  <w:style w:type="paragraph" w:styleId="Header">
+  <w:style w:type="paragraph" w:styleId="Encabezado">
     <w:name w:val="header"/>
     <w:basedOn w:val="Normal"/>
-    <w:link w:val="HeaderChar"/>
+    <w:link w:val="EncabezadoCar"/>
     <w:uiPriority w:val="99"/>
     <w:unhideWhenUsed/>
     <w:rsid w:val="00E618BF"/>
@@ -7917,17 +7962,17 @@
       <w:spacing w:after="0" w:line="240" w:lineRule="auto"/>
     </w:pPr>
   </w:style>
-  <w:style w:type="character" w:customStyle="1" w:styleId="HeaderChar">
-    <w:name w:val="Header Char"/>
-    <w:basedOn w:val="DefaultParagraphFont"/>
-    <w:link w:val="Header"/>
+  <w:style w:type="character" w:customStyle="1" w:styleId="EncabezadoCar">
+    <w:name w:val="Encabezado Car"/>
+    <w:basedOn w:val="Fuentedeprrafopredeter"/>
+    <w:link w:val="Encabezado"/>
     <w:uiPriority w:val="99"/>
     <w:rsid w:val="00E618BF"/>
   </w:style>
-  <w:style w:type="paragraph" w:styleId="Footer">
+  <w:style w:type="paragraph" w:styleId="Piedepgina">
     <w:name w:val="footer"/>
     <w:basedOn w:val="Normal"/>
-    <w:link w:val="FooterChar"/>
+    <w:link w:val="PiedepginaCar"/>
     <w:uiPriority w:val="99"/>
     <w:unhideWhenUsed/>
     <w:rsid w:val="00E618BF"/>
@@ -7939,14 +7984,14 @@
       <w:spacing w:after="0" w:line="240" w:lineRule="auto"/>
     </w:pPr>
   </w:style>
-  <w:style w:type="character" w:customStyle="1" w:styleId="FooterChar">
-    <w:name w:val="Footer Char"/>
-    <w:basedOn w:val="DefaultParagraphFont"/>
-    <w:link w:val="Footer"/>
+  <w:style w:type="character" w:customStyle="1" w:styleId="PiedepginaCar">
+    <w:name w:val="Pie de página Car"/>
+    <w:basedOn w:val="Fuentedeprrafopredeter"/>
+    <w:link w:val="Piedepgina"/>
     <w:uiPriority w:val="99"/>
     <w:rsid w:val="00E618BF"/>
   </w:style>
-  <w:style w:type="paragraph" w:styleId="NoSpacing">
+  <w:style w:type="paragraph" w:styleId="Sinespaciado">
     <w:name w:val="No Spacing"/>
     <w:uiPriority w:val="1"/>
     <w:qFormat/>
@@ -7955,10 +8000,10 @@
       <w:spacing w:after="0" w:line="240" w:lineRule="auto"/>
     </w:pPr>
   </w:style>
-  <w:style w:type="character" w:customStyle="1" w:styleId="Heading1Char">
-    <w:name w:val="Heading 1 Char"/>
-    <w:basedOn w:val="DefaultParagraphFont"/>
-    <w:link w:val="Heading1"/>
+  <w:style w:type="character" w:customStyle="1" w:styleId="Ttulo1Car">
+    <w:name w:val="Título 1 Car"/>
+    <w:basedOn w:val="Fuentedeprrafopredeter"/>
+    <w:link w:val="Ttulo1"/>
     <w:uiPriority w:val="9"/>
     <w:rsid w:val="00FC693F"/>
     <w:rPr>
@@ -7970,10 +8015,10 @@
       <w:szCs w:val="28"/>
     </w:rPr>
   </w:style>
-  <w:style w:type="character" w:customStyle="1" w:styleId="Heading2Char">
-    <w:name w:val="Heading 2 Char"/>
-    <w:basedOn w:val="DefaultParagraphFont"/>
-    <w:link w:val="Heading2"/>
+  <w:style w:type="character" w:customStyle="1" w:styleId="Ttulo2Car">
+    <w:name w:val="Título 2 Car"/>
+    <w:basedOn w:val="Fuentedeprrafopredeter"/>
+    <w:link w:val="Ttulo2"/>
     <w:uiPriority w:val="9"/>
     <w:rsid w:val="00FC693F"/>
     <w:rPr>
@@ -7985,10 +8030,10 @@
       <w:szCs w:val="26"/>
     </w:rPr>
   </w:style>
-  <w:style w:type="character" w:customStyle="1" w:styleId="Heading3Char">
-    <w:name w:val="Heading 3 Char"/>
-    <w:basedOn w:val="DefaultParagraphFont"/>
-    <w:link w:val="Heading3"/>
+  <w:style w:type="character" w:customStyle="1" w:styleId="Ttulo3Car">
+    <w:name w:val="Título 3 Car"/>
+    <w:basedOn w:val="Fuentedeprrafopredeter"/>
+    <w:link w:val="Ttulo3"/>
     <w:uiPriority w:val="9"/>
     <w:rsid w:val="00FC693F"/>
     <w:rPr>
@@ -7998,11 +8043,11 @@
       <w:color w:val="4F81BD" w:themeColor="accent1"/>
     </w:rPr>
   </w:style>
-  <w:style w:type="paragraph" w:styleId="Title">
+  <w:style w:type="paragraph" w:styleId="Ttulo">
     <w:name w:val="Title"/>
     <w:basedOn w:val="Normal"/>
     <w:next w:val="Normal"/>
-    <w:link w:val="TitleChar"/>
+    <w:link w:val="TtuloCar"/>
     <w:uiPriority w:val="10"/>
     <w:qFormat/>
     <w:rsid w:val="00FC693F"/>
@@ -8022,10 +8067,10 @@
       <w:szCs w:val="52"/>
     </w:rPr>
   </w:style>
-  <w:style w:type="character" w:customStyle="1" w:styleId="TitleChar">
-    <w:name w:val="Title Char"/>
-    <w:basedOn w:val="DefaultParagraphFont"/>
-    <w:link w:val="Title"/>
+  <w:style w:type="character" w:customStyle="1" w:styleId="TtuloCar">
+    <w:name w:val="Título Car"/>
+    <w:basedOn w:val="Fuentedeprrafopredeter"/>
+    <w:link w:val="Ttulo"/>
     <w:uiPriority w:val="10"/>
     <w:rsid w:val="00FC693F"/>
     <w:rPr>
@@ -8037,11 +8082,11 @@
       <w:szCs w:val="52"/>
     </w:rPr>
   </w:style>
-  <w:style w:type="paragraph" w:styleId="Subtitle">
+  <w:style w:type="paragraph" w:styleId="Subttulo">
     <w:name w:val="Subtitle"/>
     <w:basedOn w:val="Normal"/>
     <w:next w:val="Normal"/>
-    <w:link w:val="SubtitleChar"/>
+    <w:link w:val="SubttuloCar"/>
     <w:uiPriority w:val="11"/>
     <w:qFormat/>
     <w:rsid w:val="00FC693F"/>
@@ -8060,10 +8105,10 @@
       <w:szCs w:val="24"/>
     </w:rPr>
   </w:style>
-  <w:style w:type="character" w:customStyle="1" w:styleId="SubtitleChar">
-    <w:name w:val="Subtitle Char"/>
-    <w:basedOn w:val="DefaultParagraphFont"/>
-    <w:link w:val="Subtitle"/>
+  <w:style w:type="character" w:customStyle="1" w:styleId="SubttuloCar">
+    <w:name w:val="Subtítulo Car"/>
+    <w:basedOn w:val="Fuentedeprrafopredeter"/>
+    <w:link w:val="Subttulo"/>
     <w:uiPriority w:val="11"/>
     <w:rsid w:val="00FC693F"/>
     <w:rPr>
@@ -8076,7 +8121,7 @@
       <w:szCs w:val="24"/>
     </w:rPr>
   </w:style>
-  <w:style w:type="paragraph" w:styleId="ListParagraph">
+  <w:style w:type="paragraph" w:styleId="Prrafodelista">
     <w:name w:val="List Paragraph"/>
     <w:basedOn w:val="Normal"/>
     <w:uiPriority w:val="34"/>
@@ -8087,10 +8132,10 @@
       <w:contextualSpacing/>
     </w:pPr>
   </w:style>
-  <w:style w:type="paragraph" w:styleId="BodyText">
+  <w:style w:type="paragraph" w:styleId="Textoindependiente">
     <w:name w:val="Body Text"/>
     <w:basedOn w:val="Normal"/>
-    <w:link w:val="BodyTextChar"/>
+    <w:link w:val="TextoindependienteCar"/>
     <w:uiPriority w:val="99"/>
     <w:unhideWhenUsed/>
     <w:rsid w:val="00AA1D8D"/>
@@ -8098,17 +8143,17 @@
       <w:spacing w:after="120"/>
     </w:pPr>
   </w:style>
-  <w:style w:type="character" w:customStyle="1" w:styleId="BodyTextChar">
-    <w:name w:val="Body Text Char"/>
-    <w:basedOn w:val="DefaultParagraphFont"/>
-    <w:link w:val="BodyText"/>
+  <w:style w:type="character" w:customStyle="1" w:styleId="TextoindependienteCar">
+    <w:name w:val="Texto independiente Car"/>
+    <w:basedOn w:val="Fuentedeprrafopredeter"/>
+    <w:link w:val="Textoindependiente"/>
     <w:uiPriority w:val="99"/>
     <w:rsid w:val="00AA1D8D"/>
   </w:style>
-  <w:style w:type="paragraph" w:styleId="BodyText2">
+  <w:style w:type="paragraph" w:styleId="Textoindependiente2">
     <w:name w:val="Body Text 2"/>
     <w:basedOn w:val="Normal"/>
-    <w:link w:val="BodyText2Char"/>
+    <w:link w:val="Textoindependiente2Car"/>
     <w:uiPriority w:val="99"/>
     <w:unhideWhenUsed/>
     <w:rsid w:val="00AA1D8D"/>
@@ -8116,17 +8161,17 @@
       <w:spacing w:after="120" w:line="480" w:lineRule="auto"/>
     </w:pPr>
   </w:style>
-  <w:style w:type="character" w:customStyle="1" w:styleId="BodyText2Char">
-    <w:name w:val="Body Text 2 Char"/>
-    <w:basedOn w:val="DefaultParagraphFont"/>
-    <w:link w:val="BodyText2"/>
+  <w:style w:type="character" w:customStyle="1" w:styleId="Textoindependiente2Car">
+    <w:name w:val="Texto independiente 2 Car"/>
+    <w:basedOn w:val="Fuentedeprrafopredeter"/>
+    <w:link w:val="Textoindependiente2"/>
     <w:uiPriority w:val="99"/>
     <w:rsid w:val="00AA1D8D"/>
   </w:style>
-  <w:style w:type="paragraph" w:styleId="BodyText3">
+  <w:style w:type="paragraph" w:styleId="Textoindependiente3">
     <w:name w:val="Body Text 3"/>
     <w:basedOn w:val="Normal"/>
-    <w:link w:val="BodyText3Char"/>
+    <w:link w:val="Textoindependiente3Car"/>
     <w:uiPriority w:val="99"/>
     <w:unhideWhenUsed/>
     <w:rsid w:val="00AA1D8D"/>
@@ -8138,10 +8183,10 @@
       <w:szCs w:val="16"/>
     </w:rPr>
   </w:style>
-  <w:style w:type="character" w:customStyle="1" w:styleId="BodyText3Char">
-    <w:name w:val="Body Text 3 Char"/>
-    <w:basedOn w:val="DefaultParagraphFont"/>
-    <w:link w:val="BodyText3"/>
+  <w:style w:type="character" w:customStyle="1" w:styleId="Textoindependiente3Car">
+    <w:name w:val="Texto independiente 3 Car"/>
+    <w:basedOn w:val="Fuentedeprrafopredeter"/>
+    <w:link w:val="Textoindependiente3"/>
     <w:uiPriority w:val="99"/>
     <w:rsid w:val="00AA1D8D"/>
     <w:rPr>
@@ -8149,7 +8194,7 @@
       <w:szCs w:val="16"/>
     </w:rPr>
   </w:style>
-  <w:style w:type="paragraph" w:styleId="List">
+  <w:style w:type="paragraph" w:styleId="Lista">
     <w:name w:val="List"/>
     <w:basedOn w:val="Normal"/>
     <w:uiPriority w:val="99"/>
@@ -8160,7 +8205,7 @@
       <w:contextualSpacing/>
     </w:pPr>
   </w:style>
-  <w:style w:type="paragraph" w:styleId="List2">
+  <w:style w:type="paragraph" w:styleId="Lista2">
     <w:name w:val="List 2"/>
     <w:basedOn w:val="Normal"/>
     <w:uiPriority w:val="99"/>
@@ -8171,7 +8216,7 @@
       <w:contextualSpacing/>
     </w:pPr>
   </w:style>
-  <w:style w:type="paragraph" w:styleId="List3">
+  <w:style w:type="paragraph" w:styleId="Lista3">
     <w:name w:val="List 3"/>
     <w:basedOn w:val="Normal"/>
     <w:uiPriority w:val="99"/>
@@ -8182,7 +8227,7 @@
       <w:contextualSpacing/>
     </w:pPr>
   </w:style>
-  <w:style w:type="paragraph" w:styleId="ListBullet">
+  <w:style w:type="paragraph" w:styleId="Listaconvietas">
     <w:name w:val="List Bullet"/>
     <w:basedOn w:val="Normal"/>
     <w:uiPriority w:val="99"/>
@@ -8195,7 +8240,7 @@
       <w:contextualSpacing/>
     </w:pPr>
   </w:style>
-  <w:style w:type="paragraph" w:styleId="ListBullet2">
+  <w:style w:type="paragraph" w:styleId="Listaconvietas2">
     <w:name w:val="List Bullet 2"/>
     <w:basedOn w:val="Normal"/>
     <w:uiPriority w:val="99"/>
@@ -8208,7 +8253,7 @@
       <w:contextualSpacing/>
     </w:pPr>
   </w:style>
-  <w:style w:type="paragraph" w:styleId="ListBullet3">
+  <w:style w:type="paragraph" w:styleId="Listaconvietas3">
     <w:name w:val="List Bullet 3"/>
     <w:basedOn w:val="Normal"/>
     <w:uiPriority w:val="99"/>
@@ -8221,7 +8266,7 @@
       <w:contextualSpacing/>
     </w:pPr>
   </w:style>
-  <w:style w:type="paragraph" w:styleId="ListNumber">
+  <w:style w:type="paragraph" w:styleId="Listaconnmeros">
     <w:name w:val="List Number"/>
     <w:basedOn w:val="Normal"/>
     <w:uiPriority w:val="99"/>
@@ -8234,7 +8279,7 @@
       <w:contextualSpacing/>
     </w:pPr>
   </w:style>
-  <w:style w:type="paragraph" w:styleId="ListNumber2">
+  <w:style w:type="paragraph" w:styleId="Listaconnmeros2">
     <w:name w:val="List Number 2"/>
     <w:basedOn w:val="Normal"/>
     <w:uiPriority w:val="99"/>
@@ -8247,7 +8292,7 @@
       <w:contextualSpacing/>
     </w:pPr>
   </w:style>
-  <w:style w:type="paragraph" w:styleId="ListNumber3">
+  <w:style w:type="paragraph" w:styleId="Listaconnmeros3">
     <w:name w:val="List Number 3"/>
     <w:basedOn w:val="Normal"/>
     <w:uiPriority w:val="99"/>
@@ -8260,7 +8305,7 @@
       <w:contextualSpacing/>
     </w:pPr>
   </w:style>
-  <w:style w:type="paragraph" w:styleId="ListContinue">
+  <w:style w:type="paragraph" w:styleId="Continuarlista">
     <w:name w:val="List Continue"/>
     <w:basedOn w:val="Normal"/>
     <w:uiPriority w:val="99"/>
@@ -8272,7 +8317,7 @@
       <w:contextualSpacing/>
     </w:pPr>
   </w:style>
-  <w:style w:type="paragraph" w:styleId="ListContinue2">
+  <w:style w:type="paragraph" w:styleId="Continuarlista2">
     <w:name w:val="List Continue 2"/>
     <w:basedOn w:val="Normal"/>
     <w:uiPriority w:val="99"/>
@@ -8284,7 +8329,7 @@
       <w:contextualSpacing/>
     </w:pPr>
   </w:style>
-  <w:style w:type="paragraph" w:styleId="ListContinue3">
+  <w:style w:type="paragraph" w:styleId="Continuarlista3">
     <w:name w:val="List Continue 3"/>
     <w:basedOn w:val="Normal"/>
     <w:uiPriority w:val="99"/>
@@ -8296,9 +8341,9 @@
       <w:contextualSpacing/>
     </w:pPr>
   </w:style>
-  <w:style w:type="paragraph" w:styleId="MacroText">
+  <w:style w:type="paragraph" w:styleId="Textomacro">
     <w:name w:val="macro"/>
-    <w:link w:val="MacroTextChar"/>
+    <w:link w:val="TextomacroCar"/>
     <w:uiPriority w:val="99"/>
     <w:unhideWhenUsed/>
     <w:rsid w:val="0029639D"/>
@@ -8319,10 +8364,10 @@
       <w:szCs w:val="20"/>
     </w:rPr>
   </w:style>
-  <w:style w:type="character" w:customStyle="1" w:styleId="MacroTextChar">
-    <w:name w:val="Macro Text Char"/>
-    <w:basedOn w:val="DefaultParagraphFont"/>
-    <w:link w:val="MacroText"/>
+  <w:style w:type="character" w:customStyle="1" w:styleId="TextomacroCar">
+    <w:name w:val="Texto macro Car"/>
+    <w:basedOn w:val="Fuentedeprrafopredeter"/>
+    <w:link w:val="Textomacro"/>
     <w:uiPriority w:val="99"/>
     <w:rsid w:val="0029639D"/>
     <w:rPr>
@@ -8331,11 +8376,11 @@
       <w:szCs w:val="20"/>
     </w:rPr>
   </w:style>
-  <w:style w:type="paragraph" w:styleId="Quote">
+  <w:style w:type="paragraph" w:styleId="Cita">
     <w:name w:val="Quote"/>
     <w:basedOn w:val="Normal"/>
     <w:next w:val="Normal"/>
-    <w:link w:val="QuoteChar"/>
+    <w:link w:val="CitaCar"/>
     <w:uiPriority w:val="29"/>
     <w:qFormat/>
     <w:rsid w:val="00FC693F"/>
@@ -8345,10 +8390,10 @@
       <w:color w:val="000000" w:themeColor="text1"/>
     </w:rPr>
   </w:style>
-  <w:style w:type="character" w:customStyle="1" w:styleId="QuoteChar">
-    <w:name w:val="Quote Char"/>
-    <w:basedOn w:val="DefaultParagraphFont"/>
-    <w:link w:val="Quote"/>
+  <w:style w:type="character" w:customStyle="1" w:styleId="CitaCar">
+    <w:name w:val="Cita Car"/>
+    <w:basedOn w:val="Fuentedeprrafopredeter"/>
+    <w:link w:val="Cita"/>
     <w:uiPriority w:val="29"/>
     <w:rsid w:val="00FC693F"/>
     <w:rPr>
@@ -8357,10 +8402,10 @@
       <w:color w:val="000000" w:themeColor="text1"/>
     </w:rPr>
   </w:style>
-  <w:style w:type="character" w:customStyle="1" w:styleId="Heading4Char">
-    <w:name w:val="Heading 4 Char"/>
-    <w:basedOn w:val="DefaultParagraphFont"/>
-    <w:link w:val="Heading4"/>
+  <w:style w:type="character" w:customStyle="1" w:styleId="Ttulo4Car">
+    <w:name w:val="Título 4 Car"/>
+    <w:basedOn w:val="Fuentedeprrafopredeter"/>
+    <w:link w:val="Ttulo4"/>
     <w:uiPriority w:val="9"/>
     <w:semiHidden/>
     <w:rsid w:val="00FC693F"/>
@@ -8373,10 +8418,10 @@
       <w:color w:val="4F81BD" w:themeColor="accent1"/>
     </w:rPr>
   </w:style>
-  <w:style w:type="character" w:customStyle="1" w:styleId="Heading5Char">
-    <w:name w:val="Heading 5 Char"/>
-    <w:basedOn w:val="DefaultParagraphFont"/>
-    <w:link w:val="Heading5"/>
+  <w:style w:type="character" w:customStyle="1" w:styleId="Ttulo5Car">
+    <w:name w:val="Título 5 Car"/>
+    <w:basedOn w:val="Fuentedeprrafopredeter"/>
+    <w:link w:val="Ttulo5"/>
     <w:uiPriority w:val="9"/>
     <w:semiHidden/>
     <w:rsid w:val="00FC693F"/>
@@ -8385,10 +8430,10 @@
       <w:color w:val="243F60" w:themeColor="accent1" w:themeShade="7F"/>
     </w:rPr>
   </w:style>
-  <w:style w:type="character" w:customStyle="1" w:styleId="Heading6Char">
-    <w:name w:val="Heading 6 Char"/>
-    <w:basedOn w:val="DefaultParagraphFont"/>
-    <w:link w:val="Heading6"/>
+  <w:style w:type="character" w:customStyle="1" w:styleId="Ttulo6Car">
+    <w:name w:val="Título 6 Car"/>
+    <w:basedOn w:val="Fuentedeprrafopredeter"/>
+    <w:link w:val="Ttulo6"/>
     <w:uiPriority w:val="9"/>
     <w:semiHidden/>
     <w:rsid w:val="00FC693F"/>
@@ -8399,10 +8444,10 @@
       <w:color w:val="243F60" w:themeColor="accent1" w:themeShade="7F"/>
     </w:rPr>
   </w:style>
-  <w:style w:type="character" w:customStyle="1" w:styleId="Heading7Char">
-    <w:name w:val="Heading 7 Char"/>
-    <w:basedOn w:val="DefaultParagraphFont"/>
-    <w:link w:val="Heading7"/>
+  <w:style w:type="character" w:customStyle="1" w:styleId="Ttulo7Car">
+    <w:name w:val="Título 7 Car"/>
+    <w:basedOn w:val="Fuentedeprrafopredeter"/>
+    <w:link w:val="Ttulo7"/>
     <w:uiPriority w:val="9"/>
     <w:semiHidden/>
     <w:rsid w:val="00FC693F"/>
@@ -8413,10 +8458,10 @@
       <w:color w:val="404040" w:themeColor="text1" w:themeTint="BF"/>
     </w:rPr>
   </w:style>
-  <w:style w:type="character" w:customStyle="1" w:styleId="Heading8Char">
-    <w:name w:val="Heading 8 Char"/>
-    <w:basedOn w:val="DefaultParagraphFont"/>
-    <w:link w:val="Heading8"/>
+  <w:style w:type="character" w:customStyle="1" w:styleId="Ttulo8Car">
+    <w:name w:val="Título 8 Car"/>
+    <w:basedOn w:val="Fuentedeprrafopredeter"/>
+    <w:link w:val="Ttulo8"/>
     <w:uiPriority w:val="9"/>
     <w:semiHidden/>
     <w:rsid w:val="00FC693F"/>
@@ -8427,10 +8472,10 @@
       <w:szCs w:val="20"/>
     </w:rPr>
   </w:style>
-  <w:style w:type="character" w:customStyle="1" w:styleId="Heading9Char">
-    <w:name w:val="Heading 9 Char"/>
-    <w:basedOn w:val="DefaultParagraphFont"/>
-    <w:link w:val="Heading9"/>
+  <w:style w:type="character" w:customStyle="1" w:styleId="Ttulo9Car">
+    <w:name w:val="Título 9 Car"/>
+    <w:basedOn w:val="Fuentedeprrafopredeter"/>
+    <w:link w:val="Ttulo9"/>
     <w:uiPriority w:val="9"/>
     <w:semiHidden/>
     <w:rsid w:val="00FC693F"/>
@@ -8443,7 +8488,7 @@
       <w:szCs w:val="20"/>
     </w:rPr>
   </w:style>
-  <w:style w:type="paragraph" w:styleId="Caption">
+  <w:style w:type="paragraph" w:styleId="Descripcin">
     <w:name w:val="caption"/>
     <w:basedOn w:val="Normal"/>
     <w:next w:val="Normal"/>
@@ -8462,9 +8507,9 @@
       <w:szCs w:val="18"/>
     </w:rPr>
   </w:style>
-  <w:style w:type="character" w:styleId="Strong">
+  <w:style w:type="character" w:styleId="Textoennegrita">
     <w:name w:val="Strong"/>
-    <w:basedOn w:val="DefaultParagraphFont"/>
+    <w:basedOn w:val="Fuentedeprrafopredeter"/>
     <w:uiPriority w:val="22"/>
     <w:qFormat/>
     <w:rsid w:val="00FC693F"/>
@@ -8473,9 +8518,9 @@
       <w:bCs/>
     </w:rPr>
   </w:style>
-  <w:style w:type="character" w:styleId="Emphasis">
+  <w:style w:type="character" w:styleId="nfasis">
     <w:name w:val="Emphasis"/>
-    <w:basedOn w:val="DefaultParagraphFont"/>
+    <w:basedOn w:val="Fuentedeprrafopredeter"/>
     <w:uiPriority w:val="20"/>
     <w:qFormat/>
     <w:rsid w:val="00FC693F"/>
@@ -8484,11 +8529,11 @@
       <w:iCs/>
     </w:rPr>
   </w:style>
-  <w:style w:type="paragraph" w:styleId="IntenseQuote">
+  <w:style w:type="paragraph" w:styleId="Citadestacada">
     <w:name w:val="Intense Quote"/>
     <w:basedOn w:val="Normal"/>
     <w:next w:val="Normal"/>
-    <w:link w:val="IntenseQuoteChar"/>
+    <w:link w:val="CitadestacadaCar"/>
     <w:uiPriority w:val="30"/>
     <w:qFormat/>
     <w:rsid w:val="00FC693F"/>
@@ -8507,10 +8552,10 @@
       <w:color w:val="4F81BD" w:themeColor="accent1"/>
     </w:rPr>
   </w:style>
-  <w:style w:type="character" w:customStyle="1" w:styleId="IntenseQuoteChar">
-    <w:name w:val="Intense Quote Char"/>
-    <w:basedOn w:val="DefaultParagraphFont"/>
-    <w:link w:val="IntenseQuote"/>
+  <w:style w:type="character" w:customStyle="1" w:styleId="CitadestacadaCar">
+    <w:name w:val="Cita destacada Car"/>
+    <w:basedOn w:val="Fuentedeprrafopredeter"/>
+    <w:link w:val="Citadestacada"/>
     <w:uiPriority w:val="30"/>
     <w:rsid w:val="00FC693F"/>
     <w:rPr>
@@ -8521,9 +8566,9 @@
       <w:color w:val="4F81BD" w:themeColor="accent1"/>
     </w:rPr>
   </w:style>
-  <w:style w:type="character" w:styleId="SubtleEmphasis">
+  <w:style w:type="character" w:styleId="nfasissutil">
     <w:name w:val="Subtle Emphasis"/>
-    <w:basedOn w:val="DefaultParagraphFont"/>
+    <w:basedOn w:val="Fuentedeprrafopredeter"/>
     <w:uiPriority w:val="19"/>
     <w:qFormat/>
     <w:rsid w:val="00FC693F"/>
@@ -8533,9 +8578,9 @@
       <w:color w:val="808080" w:themeColor="text1" w:themeTint="7F"/>
     </w:rPr>
   </w:style>
-  <w:style w:type="character" w:styleId="IntenseEmphasis">
+  <w:style w:type="character" w:styleId="nfasisintenso">
     <w:name w:val="Intense Emphasis"/>
-    <w:basedOn w:val="DefaultParagraphFont"/>
+    <w:basedOn w:val="Fuentedeprrafopredeter"/>
     <w:uiPriority w:val="21"/>
     <w:qFormat/>
     <w:rsid w:val="00FC693F"/>
@@ -8547,9 +8592,9 @@
       <w:color w:val="4F81BD" w:themeColor="accent1"/>
     </w:rPr>
   </w:style>
-  <w:style w:type="character" w:styleId="SubtleReference">
+  <w:style w:type="character" w:styleId="Referenciasutil">
     <w:name w:val="Subtle Reference"/>
-    <w:basedOn w:val="DefaultParagraphFont"/>
+    <w:basedOn w:val="Fuentedeprrafopredeter"/>
     <w:uiPriority w:val="31"/>
     <w:qFormat/>
     <w:rsid w:val="00FC693F"/>
@@ -8559,9 +8604,9 @@
       <w:u w:val="single"/>
     </w:rPr>
   </w:style>
-  <w:style w:type="character" w:styleId="IntenseReference">
+  <w:style w:type="character" w:styleId="Referenciaintensa">
     <w:name w:val="Intense Reference"/>
-    <w:basedOn w:val="DefaultParagraphFont"/>
+    <w:basedOn w:val="Fuentedeprrafopredeter"/>
     <w:uiPriority w:val="32"/>
     <w:qFormat/>
     <w:rsid w:val="00FC693F"/>
@@ -8574,9 +8619,9 @@
       <w:u w:val="single"/>
     </w:rPr>
   </w:style>
-  <w:style w:type="character" w:styleId="BookTitle">
+  <w:style w:type="character" w:styleId="Ttulodellibro">
     <w:name w:val="Book Title"/>
-    <w:basedOn w:val="DefaultParagraphFont"/>
+    <w:basedOn w:val="Fuentedeprrafopredeter"/>
     <w:uiPriority w:val="33"/>
     <w:qFormat/>
     <w:rsid w:val="00FC693F"/>
@@ -8587,9 +8632,9 @@
       <w:spacing w:val="5"/>
     </w:rPr>
   </w:style>
-  <w:style w:type="paragraph" w:styleId="TOCHeading">
+  <w:style w:type="paragraph" w:styleId="TtuloTDC">
     <w:name w:val="TOC Heading"/>
-    <w:basedOn w:val="Heading1"/>
+    <w:basedOn w:val="Ttulo1"/>
     <w:next w:val="Normal"/>
     <w:uiPriority w:val="39"/>
     <w:semiHidden/>
@@ -8600,9 +8645,9 @@
       <w:outlineLvl w:val="9"/>
     </w:pPr>
   </w:style>
-  <w:style w:type="table" w:styleId="TableGrid">
+  <w:style w:type="table" w:styleId="Tablaconcuadrcula">
     <w:name w:val="Table Grid"/>
-    <w:basedOn w:val="TableNormal"/>
+    <w:basedOn w:val="Tablanormal"/>
     <w:uiPriority w:val="59"/>
     <w:rsid w:val="00FC693F"/>
     <w:pPr>
@@ -8619,9 +8664,9 @@
       </w:tblBorders>
     </w:tblPr>
   </w:style>
-  <w:style w:type="table" w:styleId="LightShading">
+  <w:style w:type="table" w:styleId="Sombreadoclaro">
     <w:name w:val="Light Shading"/>
-    <w:basedOn w:val="TableNormal"/>
+    <w:basedOn w:val="Tablanormal"/>
     <w:uiPriority w:val="60"/>
     <w:rsid w:val="00FC693F"/>
     <w:pPr>
@@ -8715,9 +8760,9 @@
       </w:tcPr>
     </w:tblStylePr>
   </w:style>
-  <w:style w:type="table" w:styleId="LightShading-Accent1">
+  <w:style w:type="table" w:styleId="Sombreadoclaro-nfasis1">
     <w:name w:val="Light Shading Accent 1"/>
-    <w:basedOn w:val="TableNormal"/>
+    <w:basedOn w:val="Tablanormal"/>
     <w:uiPriority w:val="60"/>
     <w:rsid w:val="00FC693F"/>
     <w:pPr>
@@ -8811,9 +8856,9 @@
       </w:tcPr>
     </w:tblStylePr>
   </w:style>
-  <w:style w:type="table" w:styleId="LightShading-Accent2">
+  <w:style w:type="table" w:styleId="Sombreadoclaro-nfasis2">
     <w:name w:val="Light Shading Accent 2"/>
-    <w:basedOn w:val="TableNormal"/>
+    <w:basedOn w:val="Tablanormal"/>
     <w:uiPriority w:val="60"/>
     <w:rsid w:val="00FC693F"/>
     <w:pPr>
@@ -8907,9 +8952,9 @@
       </w:tcPr>
     </w:tblStylePr>
   </w:style>
-  <w:style w:type="table" w:styleId="LightShading-Accent3">
+  <w:style w:type="table" w:styleId="Sombreadoclaro-nfasis3">
     <w:name w:val="Light Shading Accent 3"/>
-    <w:basedOn w:val="TableNormal"/>
+    <w:basedOn w:val="Tablanormal"/>
     <w:uiPriority w:val="60"/>
     <w:rsid w:val="00FC693F"/>
     <w:pPr>
@@ -9003,9 +9048,9 @@
       </w:tcPr>
     </w:tblStylePr>
   </w:style>
-  <w:style w:type="table" w:styleId="LightShading-Accent4">
+  <w:style w:type="table" w:styleId="Sombreadoclaro-nfasis4">
     <w:name w:val="Light Shading Accent 4"/>
-    <w:basedOn w:val="TableNormal"/>
+    <w:basedOn w:val="Tablanormal"/>
     <w:uiPriority w:val="60"/>
     <w:rsid w:val="00FC693F"/>
     <w:pPr>
@@ -9099,9 +9144,9 @@
       </w:tcPr>
     </w:tblStylePr>
   </w:style>
-  <w:style w:type="table" w:styleId="LightShading-Accent5">
+  <w:style w:type="table" w:styleId="Sombreadoclaro-nfasis5">
     <w:name w:val="Light Shading Accent 5"/>
-    <w:basedOn w:val="TableNormal"/>
+    <w:basedOn w:val="Tablanormal"/>
     <w:uiPriority w:val="60"/>
     <w:rsid w:val="00FC693F"/>
     <w:pPr>
@@ -9195,9 +9240,9 @@
       </w:tcPr>
     </w:tblStylePr>
   </w:style>
-  <w:style w:type="table" w:styleId="LightShading-Accent6">
+  <w:style w:type="table" w:styleId="Sombreadoclaro-nfasis6">
     <w:name w:val="Light Shading Accent 6"/>
-    <w:basedOn w:val="TableNormal"/>
+    <w:basedOn w:val="Tablanormal"/>
     <w:uiPriority w:val="60"/>
     <w:rsid w:val="00FC693F"/>
     <w:pPr>
@@ -9291,9 +9336,9 @@
       </w:tcPr>
     </w:tblStylePr>
   </w:style>
-  <w:style w:type="table" w:styleId="LightList">
+  <w:style w:type="table" w:styleId="Listaclara">
     <w:name w:val="Light List"/>
-    <w:basedOn w:val="TableNormal"/>
+    <w:basedOn w:val="Tablanormal"/>
     <w:uiPriority w:val="61"/>
     <w:rsid w:val="00FC693F"/>
     <w:pPr>
@@ -9376,9 +9421,9 @@
       </w:tcPr>
     </w:tblStylePr>
   </w:style>
-  <w:style w:type="table" w:styleId="LightList-Accent1">
+  <w:style w:type="table" w:styleId="Listaclara-nfasis1">
     <w:name w:val="Light List Accent 1"/>
-    <w:basedOn w:val="TableNormal"/>
+    <w:basedOn w:val="Tablanormal"/>
     <w:uiPriority w:val="61"/>
     <w:rsid w:val="00FC693F"/>
     <w:pPr>
@@ -9461,9 +9506,9 @@
       </w:tcPr>
     </w:tblStylePr>
   </w:style>
-  <w:style w:type="table" w:styleId="LightList-Accent2">
+  <w:style w:type="table" w:styleId="Listaclara-nfasis2">
     <w:name w:val="Light List Accent 2"/>
-    <w:basedOn w:val="TableNormal"/>
+    <w:basedOn w:val="Tablanormal"/>
     <w:uiPriority w:val="61"/>
     <w:rsid w:val="00CB0664"/>
     <w:pPr>
@@ -9546,9 +9591,9 @@
       </w:tcPr>
     </w:tblStylePr>
   </w:style>
-  <w:style w:type="table" w:styleId="LightList-Accent3">
+  <w:style w:type="table" w:styleId="Listaclara-nfasis3">
     <w:name w:val="Light List Accent 3"/>
-    <w:basedOn w:val="TableNormal"/>
+    <w:basedOn w:val="Tablanormal"/>
     <w:uiPriority w:val="61"/>
     <w:rsid w:val="00CB0664"/>
     <w:pPr>
@@ -9631,9 +9676,9 @@
       </w:tcPr>
     </w:tblStylePr>
   </w:style>
-  <w:style w:type="table" w:styleId="LightList-Accent4">
+  <w:style w:type="table" w:styleId="Listaclara-nfasis4">
     <w:name w:val="Light List Accent 4"/>
-    <w:basedOn w:val="TableNormal"/>
+    <w:basedOn w:val="Tablanormal"/>
     <w:uiPriority w:val="61"/>
     <w:rsid w:val="00CB0664"/>
     <w:pPr>
@@ -9716,9 +9761,9 @@
       </w:tcPr>
     </w:tblStylePr>
   </w:style>
-  <w:style w:type="table" w:styleId="LightList-Accent5">
+  <w:style w:type="table" w:styleId="Listaclara-nfasis5">
     <w:name w:val="Light List Accent 5"/>
-    <w:basedOn w:val="TableNormal"/>
+    <w:basedOn w:val="Tablanormal"/>
     <w:uiPriority w:val="61"/>
     <w:rsid w:val="00CB0664"/>
     <w:pPr>
@@ -9801,9 +9846,9 @@
       </w:tcPr>
     </w:tblStylePr>
   </w:style>
-  <w:style w:type="table" w:styleId="LightList-Accent6">
+  <w:style w:type="table" w:styleId="Listaclara-nfasis6">
     <w:name w:val="Light List Accent 6"/>
-    <w:basedOn w:val="TableNormal"/>
+    <w:basedOn w:val="Tablanormal"/>
     <w:uiPriority w:val="61"/>
     <w:rsid w:val="00CB0664"/>
     <w:pPr>
@@ -9886,9 +9931,9 @@
       </w:tcPr>
     </w:tblStylePr>
   </w:style>
-  <w:style w:type="table" w:styleId="LightGrid">
+  <w:style w:type="table" w:styleId="Cuadrculaclara">
     <w:name w:val="Light Grid"/>
-    <w:basedOn w:val="TableNormal"/>
+    <w:basedOn w:val="Tablanormal"/>
     <w:uiPriority w:val="62"/>
     <w:rsid w:val="00CB0664"/>
     <w:pPr>
@@ -10009,9 +10054,9 @@
       </w:tcPr>
     </w:tblStylePr>
   </w:style>
-  <w:style w:type="table" w:styleId="LightGrid-Accent1">
+  <w:style w:type="table" w:styleId="Cuadrculaclara-nfasis1">
     <w:name w:val="Light Grid Accent 1"/>
-    <w:basedOn w:val="TableNormal"/>
+    <w:basedOn w:val="Tablanormal"/>
     <w:uiPriority w:val="62"/>
     <w:rsid w:val="00CB0664"/>
     <w:pPr>
@@ -10132,9 +10177,9 @@
       </w:tcPr>
     </w:tblStylePr>
   </w:style>
-  <w:style w:type="table" w:styleId="LightGrid-Accent2">
+  <w:style w:type="table" w:styleId="Cuadrculaclara-nfasis2">
     <w:name w:val="Light Grid Accent 2"/>
-    <w:basedOn w:val="TableNormal"/>
+    <w:basedOn w:val="Tablanormal"/>
     <w:uiPriority w:val="62"/>
     <w:rsid w:val="00CB0664"/>
     <w:pPr>
@@ -10255,9 +10300,9 @@
       </w:tcPr>
     </w:tblStylePr>
   </w:style>
-  <w:style w:type="table" w:styleId="LightGrid-Accent3">
+  <w:style w:type="table" w:styleId="Cuadrculaclara-nfasis3">
     <w:name w:val="Light Grid Accent 3"/>
-    <w:basedOn w:val="TableNormal"/>
+    <w:basedOn w:val="Tablanormal"/>
     <w:uiPriority w:val="62"/>
     <w:rsid w:val="00CB0664"/>
     <w:pPr>
@@ -10378,9 +10423,9 @@
       </w:tcPr>
     </w:tblStylePr>
   </w:style>
-  <w:style w:type="table" w:styleId="LightGrid-Accent4">
+  <w:style w:type="table" w:styleId="Cuadrculaclara-nfasis4">
     <w:name w:val="Light Grid Accent 4"/>
-    <w:basedOn w:val="TableNormal"/>
+    <w:basedOn w:val="Tablanormal"/>
     <w:uiPriority w:val="62"/>
     <w:rsid w:val="00CB0664"/>
     <w:pPr>
@@ -10501,9 +10546,9 @@
       </w:tcPr>
     </w:tblStylePr>
   </w:style>
-  <w:style w:type="table" w:styleId="LightGrid-Accent5">
+  <w:style w:type="table" w:styleId="Cuadrculaclara-nfasis5">
     <w:name w:val="Light Grid Accent 5"/>
-    <w:basedOn w:val="TableNormal"/>
+    <w:basedOn w:val="Tablanormal"/>
     <w:uiPriority w:val="62"/>
     <w:rsid w:val="00CB0664"/>
     <w:pPr>
@@ -10624,9 +10669,9 @@
       </w:tcPr>
     </w:tblStylePr>
   </w:style>
-  <w:style w:type="table" w:styleId="LightGrid-Accent6">
+  <w:style w:type="table" w:styleId="Cuadrculaclara-nfasis6">
     <w:name w:val="Light Grid Accent 6"/>
-    <w:basedOn w:val="TableNormal"/>
+    <w:basedOn w:val="Tablanormal"/>
     <w:uiPriority w:val="62"/>
     <w:rsid w:val="00CB0664"/>
     <w:pPr>
@@ -10747,9 +10792,9 @@
       </w:tcPr>
     </w:tblStylePr>
   </w:style>
-  <w:style w:type="table" w:styleId="MediumShading1">
+  <w:style w:type="table" w:styleId="Sombreadomedio1">
     <w:name w:val="Medium Shading 1"/>
-    <w:basedOn w:val="TableNormal"/>
+    <w:basedOn w:val="Tablanormal"/>
     <w:uiPriority w:val="63"/>
     <w:rsid w:val="00CB0664"/>
     <w:pPr>
@@ -10846,9 +10891,9 @@
       </w:tcPr>
     </w:tblStylePr>
   </w:style>
-  <w:style w:type="table" w:styleId="MediumShading1-Accent1">
+  <w:style w:type="table" w:styleId="Sombreadomedio1-nfasis1">
     <w:name w:val="Medium Shading 1 Accent 1"/>
-    <w:basedOn w:val="TableNormal"/>
+    <w:basedOn w:val="Tablanormal"/>
     <w:uiPriority w:val="63"/>
     <w:rsid w:val="00CB0664"/>
     <w:pPr>
@@ -10945,9 +10990,9 @@
       </w:tcPr>
     </w:tblStylePr>
   </w:style>
-  <w:style w:type="table" w:styleId="MediumShading1-Accent2">
+  <w:style w:type="table" w:styleId="Sombreadomedio1-nfasis2">
     <w:name w:val="Medium Shading 1 Accent 2"/>
-    <w:basedOn w:val="TableNormal"/>
+    <w:basedOn w:val="Tablanormal"/>
     <w:uiPriority w:val="63"/>
     <w:rsid w:val="00CB0664"/>
     <w:pPr>
@@ -11044,9 +11089,9 @@
       </w:tcPr>
     </w:tblStylePr>
   </w:style>
-  <w:style w:type="table" w:styleId="MediumShading1-Accent3">
+  <w:style w:type="table" w:styleId="Sombreadomedio1-nfasis3">
     <w:name w:val="Medium Shading 1 Accent 3"/>
-    <w:basedOn w:val="TableNormal"/>
+    <w:basedOn w:val="Tablanormal"/>
     <w:uiPriority w:val="63"/>
     <w:rsid w:val="00CB0664"/>
     <w:pPr>
@@ -11143,9 +11188,9 @@
       </w:tcPr>
     </w:tblStylePr>
   </w:style>
-  <w:style w:type="table" w:styleId="MediumShading1-Accent4">
+  <w:style w:type="table" w:styleId="Sombreadomedio1-nfasis4">
     <w:name w:val="Medium Shading 1 Accent 4"/>
-    <w:basedOn w:val="TableNormal"/>
+    <w:basedOn w:val="Tablanormal"/>
     <w:uiPriority w:val="63"/>
     <w:rsid w:val="00CB0664"/>
     <w:pPr>
@@ -11242,9 +11287,9 @@
       </w:tcPr>
     </w:tblStylePr>
   </w:style>
-  <w:style w:type="table" w:styleId="MediumShading1-Accent5">
+  <w:style w:type="table" w:styleId="Sombreadomedio1-nfasis5">
     <w:name w:val="Medium Shading 1 Accent 5"/>
-    <w:basedOn w:val="TableNormal"/>
+    <w:basedOn w:val="Tablanormal"/>
     <w:uiPriority w:val="63"/>
     <w:rsid w:val="00CB0664"/>
     <w:pPr>
@@ -11341,9 +11386,9 @@
       </w:tcPr>
     </w:tblStylePr>
   </w:style>
-  <w:style w:type="table" w:styleId="MediumShading1-Accent6">
+  <w:style w:type="table" w:styleId="Sombreadomedio1-nfasis6">
     <w:name w:val="Medium Shading 1 Accent 6"/>
-    <w:basedOn w:val="TableNormal"/>
+    <w:basedOn w:val="Tablanormal"/>
     <w:uiPriority w:val="63"/>
     <w:rsid w:val="00CB0664"/>
     <w:pPr>
@@ -11440,9 +11485,9 @@
       </w:tcPr>
     </w:tblStylePr>
   </w:style>
-  <w:style w:type="table" w:styleId="MediumShading2">
+  <w:style w:type="table" w:styleId="Sombreadomedio2">
     <w:name w:val="Medium Shading 2"/>
-    <w:basedOn w:val="TableNormal"/>
+    <w:basedOn w:val="Tablanormal"/>
     <w:uiPriority w:val="64"/>
     <w:rsid w:val="00CB0664"/>
     <w:pPr>
@@ -11582,9 +11627,9 @@
       </w:tcPr>
     </w:tblStylePr>
   </w:style>
-  <w:style w:type="table" w:styleId="MediumShading2-Accent1">
+  <w:style w:type="table" w:styleId="Sombreadomedio2-nfasis1">
     <w:name w:val="Medium Shading 2 Accent 1"/>
-    <w:basedOn w:val="TableNormal"/>
+    <w:basedOn w:val="Tablanormal"/>
     <w:uiPriority w:val="64"/>
     <w:rsid w:val="00CB0664"/>
     <w:pPr>
@@ -11724,9 +11769,9 @@
       </w:tcPr>
     </w:tblStylePr>
   </w:style>
-  <w:style w:type="table" w:styleId="MediumShading2-Accent2">
+  <w:style w:type="table" w:styleId="Sombreadomedio2-nfasis2">
     <w:name w:val="Medium Shading 2 Accent 2"/>
-    <w:basedOn w:val="TableNormal"/>
+    <w:basedOn w:val="Tablanormal"/>
     <w:uiPriority w:val="64"/>
     <w:rsid w:val="00CB0664"/>
     <w:pPr>
@@ -11866,9 +11911,9 @@
       </w:tcPr>
     </w:tblStylePr>
   </w:style>
-  <w:style w:type="table" w:styleId="MediumShading2-Accent3">
+  <w:style w:type="table" w:styleId="Sombreadomedio2-nfasis3">
     <w:name w:val="Medium Shading 2 Accent 3"/>
-    <w:basedOn w:val="TableNormal"/>
+    <w:basedOn w:val="Tablanormal"/>
     <w:uiPriority w:val="64"/>
     <w:rsid w:val="00CB0664"/>
     <w:pPr>
@@ -12008,9 +12053,9 @@
       </w:tcPr>
     </w:tblStylePr>
   </w:style>
-  <w:style w:type="table" w:styleId="MediumShading2-Accent4">
+  <w:style w:type="table" w:styleId="Sombreadomedio2-nfasis4">
     <w:name w:val="Medium Shading 2 Accent 4"/>
-    <w:basedOn w:val="TableNormal"/>
+    <w:basedOn w:val="Tablanormal"/>
     <w:uiPriority w:val="64"/>
     <w:rsid w:val="00CB0664"/>
     <w:pPr>
@@ -12150,9 +12195,9 @@
       </w:tcPr>
     </w:tblStylePr>
   </w:style>
-  <w:style w:type="table" w:styleId="MediumShading2-Accent5">
+  <w:style w:type="table" w:styleId="Sombreadomedio2-nfasis5">
     <w:name w:val="Medium Shading 2 Accent 5"/>
-    <w:basedOn w:val="TableNormal"/>
+    <w:basedOn w:val="Tablanormal"/>
     <w:uiPriority w:val="64"/>
     <w:rsid w:val="00CB0664"/>
     <w:pPr>
@@ -12292,9 +12337,9 @@
       </w:tcPr>
     </w:tblStylePr>
   </w:style>
-  <w:style w:type="table" w:styleId="MediumShading2-Accent6">
+  <w:style w:type="table" w:styleId="Sombreadomedio2-nfasis6">
     <w:name w:val="Medium Shading 2 Accent 6"/>
-    <w:basedOn w:val="TableNormal"/>
+    <w:basedOn w:val="Tablanormal"/>
     <w:uiPriority w:val="64"/>
     <w:rsid w:val="00CB0664"/>
     <w:pPr>
@@ -12434,9 +12479,9 @@
       </w:tcPr>
     </w:tblStylePr>
   </w:style>
-  <w:style w:type="table" w:styleId="MediumList1">
+  <w:style w:type="table" w:styleId="Listamedia1">
     <w:name w:val="Medium List 1"/>
-    <w:basedOn w:val="TableNormal"/>
+    <w:basedOn w:val="Tablanormal"/>
     <w:uiPriority w:val="65"/>
     <w:rsid w:val="00CB0664"/>
     <w:pPr>
@@ -12511,9 +12556,9 @@
       </w:tcPr>
     </w:tblStylePr>
   </w:style>
-  <w:style w:type="table" w:styleId="MediumList1-Accent1">
+  <w:style w:type="table" w:styleId="Listamedia1-nfasis1">
     <w:name w:val="Medium List 1 Accent 1"/>
-    <w:basedOn w:val="TableNormal"/>
+    <w:basedOn w:val="Tablanormal"/>
     <w:uiPriority w:val="65"/>
     <w:rsid w:val="00CB0664"/>
     <w:pPr>
@@ -12588,9 +12633,9 @@
       </w:tcPr>
     </w:tblStylePr>
   </w:style>
-  <w:style w:type="table" w:styleId="MediumList1-Accent2">
+  <w:style w:type="table" w:styleId="Listamedia1-nfasis2">
     <w:name w:val="Medium List 1 Accent 2"/>
-    <w:basedOn w:val="TableNormal"/>
+    <w:basedOn w:val="Tablanormal"/>
     <w:uiPriority w:val="65"/>
     <w:rsid w:val="00CB0664"/>
     <w:pPr>
@@ -12665,9 +12710,9 @@
       </w:tcPr>
     </w:tblStylePr>
   </w:style>
-  <w:style w:type="table" w:styleId="MediumList1-Accent3">
+  <w:style w:type="table" w:styleId="Listamedia1-nfasis3">
     <w:name w:val="Medium List 1 Accent 3"/>
-    <w:basedOn w:val="TableNormal"/>
+    <w:basedOn w:val="Tablanormal"/>
     <w:uiPriority w:val="65"/>
     <w:rsid w:val="00CB0664"/>
     <w:pPr>
@@ -12742,9 +12787,9 @@
       </w:tcPr>
     </w:tblStylePr>
   </w:style>
-  <w:style w:type="table" w:styleId="MediumList1-Accent4">
+  <w:style w:type="table" w:styleId="Listamedia1-nfasis4">
     <w:name w:val="Medium List 1 Accent 4"/>
-    <w:basedOn w:val="TableNormal"/>
+    <w:basedOn w:val="Tablanormal"/>
     <w:uiPriority w:val="65"/>
     <w:rsid w:val="00CB0664"/>
     <w:pPr>
@@ -12819,9 +12864,9 @@
       </w:tcPr>
     </w:tblStylePr>
   </w:style>
-  <w:style w:type="table" w:styleId="MediumList1-Accent5">
+  <w:style w:type="table" w:styleId="Listamedia1-nfasis5">
     <w:name w:val="Medium List 1 Accent 5"/>
-    <w:basedOn w:val="TableNormal"/>
+    <w:basedOn w:val="Tablanormal"/>
     <w:uiPriority w:val="65"/>
     <w:rsid w:val="00CB0664"/>
     <w:pPr>
@@ -12896,9 +12941,9 @@
       </w:tcPr>
     </w:tblStylePr>
   </w:style>
-  <w:style w:type="table" w:styleId="MediumList1-Accent6">
+  <w:style w:type="table" w:styleId="Listamedia1-nfasis6">
     <w:name w:val="Medium List 1 Accent 6"/>
-    <w:basedOn w:val="TableNormal"/>
+    <w:basedOn w:val="Tablanormal"/>
     <w:uiPriority w:val="65"/>
     <w:rsid w:val="00CB0664"/>
     <w:pPr>
@@ -12973,9 +13018,9 @@
       </w:tcPr>
     </w:tblStylePr>
   </w:style>
-  <w:style w:type="table" w:styleId="MediumList2">
+  <w:style w:type="table" w:styleId="Listamedia2">
     <w:name w:val="Medium List 2"/>
-    <w:basedOn w:val="TableNormal"/>
+    <w:basedOn w:val="Tablanormal"/>
     <w:uiPriority w:val="66"/>
     <w:rsid w:val="00CB0664"/>
     <w:pPr>
@@ -13094,9 +13139,9 @@
       </w:tcPr>
     </w:tblStylePr>
   </w:style>
-  <w:style w:type="table" w:styleId="MediumList2-Accent1">
+  <w:style w:type="table" w:styleId="Listamedia2-nfasis1">
     <w:name w:val="Medium List 2 Accent 1"/>
-    <w:basedOn w:val="TableNormal"/>
+    <w:basedOn w:val="Tablanormal"/>
     <w:uiPriority w:val="66"/>
     <w:rsid w:val="00CB0664"/>
     <w:pPr>
@@ -13215,9 +13260,9 @@
       </w:tcPr>
     </w:tblStylePr>
   </w:style>
-  <w:style w:type="table" w:styleId="MediumList2-Accent2">
+  <w:style w:type="table" w:styleId="Listamedia2-nfasis2">
     <w:name w:val="Medium List 2 Accent 2"/>
-    <w:basedOn w:val="TableNormal"/>
+    <w:basedOn w:val="Tablanormal"/>
     <w:uiPriority w:val="66"/>
     <w:rsid w:val="00CB0664"/>
     <w:pPr>
@@ -13336,9 +13381,9 @@
       </w:tcPr>
     </w:tblStylePr>
   </w:style>
-  <w:style w:type="table" w:styleId="MediumList2-Accent3">
+  <w:style w:type="table" w:styleId="Listamedia2-nfasis3">
     <w:name w:val="Medium List 2 Accent 3"/>
-    <w:basedOn w:val="TableNormal"/>
+    <w:basedOn w:val="Tablanormal"/>
     <w:uiPriority w:val="66"/>
     <w:rsid w:val="00CB0664"/>
     <w:pPr>
@@ -13457,9 +13502,9 @@
       </w:tcPr>
     </w:tblStylePr>
   </w:style>
-  <w:style w:type="table" w:styleId="MediumList2-Accent4">
+  <w:style w:type="table" w:styleId="Listamedia2-nfasis4">
     <w:name w:val="Medium List 2 Accent 4"/>
-    <w:basedOn w:val="TableNormal"/>
+    <w:basedOn w:val="Tablanormal"/>
     <w:uiPriority w:val="66"/>
     <w:rsid w:val="00CB0664"/>
     <w:pPr>
@@ -13578,9 +13623,9 @@
       </w:tcPr>
     </w:tblStylePr>
   </w:style>
-  <w:style w:type="table" w:styleId="MediumList2-Accent5">
+  <w:style w:type="table" w:styleId="Listamedia2-nfasis5">
     <w:name w:val="Medium List 2 Accent 5"/>
-    <w:basedOn w:val="TableNormal"/>
+    <w:basedOn w:val="Tablanormal"/>
     <w:uiPriority w:val="66"/>
     <w:rsid w:val="00CB0664"/>
     <w:pPr>
@@ -13699,9 +13744,9 @@
       </w:tcPr>
     </w:tblStylePr>
   </w:style>
-  <w:style w:type="table" w:styleId="MediumList2-Accent6">
+  <w:style w:type="table" w:styleId="Listamedia2-nfasis6">
     <w:name w:val="Medium List 2 Accent 6"/>
-    <w:basedOn w:val="TableNormal"/>
+    <w:basedOn w:val="Tablanormal"/>
     <w:uiPriority w:val="66"/>
     <w:rsid w:val="00CB0664"/>
     <w:pPr>
@@ -13820,9 +13865,9 @@
       </w:tcPr>
     </w:tblStylePr>
   </w:style>
-  <w:style w:type="table" w:styleId="MediumGrid1">
+  <w:style w:type="table" w:styleId="Cuadrculamedia1">
     <w:name w:val="Medium Grid 1"/>
-    <w:basedOn w:val="TableNormal"/>
+    <w:basedOn w:val="Tablanormal"/>
     <w:uiPriority w:val="67"/>
     <w:rsid w:val="00CB0664"/>
     <w:pPr>
@@ -13886,9 +13931,9 @@
       </w:tcPr>
     </w:tblStylePr>
   </w:style>
-  <w:style w:type="table" w:styleId="MediumGrid1-Accent1">
+  <w:style w:type="table" w:styleId="Cuadrculamedia1-nfasis1">
     <w:name w:val="Medium Grid 1 Accent 1"/>
-    <w:basedOn w:val="TableNormal"/>
+    <w:basedOn w:val="Tablanormal"/>
     <w:uiPriority w:val="67"/>
     <w:rsid w:val="00CB0664"/>
     <w:pPr>
@@ -13952,9 +13997,9 @@
       </w:tcPr>
     </w:tblStylePr>
   </w:style>
-  <w:style w:type="table" w:styleId="MediumGrid1-Accent2">
+  <w:style w:type="table" w:styleId="Cuadrculamedia1-nfasis2">
     <w:name w:val="Medium Grid 1 Accent 2"/>
-    <w:basedOn w:val="TableNormal"/>
+    <w:basedOn w:val="Tablanormal"/>
     <w:uiPriority w:val="67"/>
     <w:rsid w:val="00CB0664"/>
     <w:pPr>
@@ -14018,9 +14063,9 @@
       </w:tcPr>
     </w:tblStylePr>
   </w:style>
-  <w:style w:type="table" w:styleId="MediumGrid1-Accent3">
+  <w:style w:type="table" w:styleId="Cuadrculamedia1-nfasis3">
     <w:name w:val="Medium Grid 1 Accent 3"/>
-    <w:basedOn w:val="TableNormal"/>
+    <w:basedOn w:val="Tablanormal"/>
     <w:uiPriority w:val="67"/>
     <w:rsid w:val="00CB0664"/>
     <w:pPr>
@@ -14084,9 +14129,9 @@
       </w:tcPr>
     </w:tblStylePr>
   </w:style>
-  <w:style w:type="table" w:styleId="MediumGrid1-Accent4">
+  <w:style w:type="table" w:styleId="Cuadrculamedia1-nfasis4">
     <w:name w:val="Medium Grid 1 Accent 4"/>
-    <w:basedOn w:val="TableNormal"/>
+    <w:basedOn w:val="Tablanormal"/>
     <w:uiPriority w:val="67"/>
     <w:rsid w:val="00CB0664"/>
     <w:pPr>
@@ -14150,9 +14195,9 @@
       </w:tcPr>
     </w:tblStylePr>
   </w:style>
-  <w:style w:type="table" w:styleId="MediumGrid1-Accent5">
+  <w:style w:type="table" w:styleId="Cuadrculamedia1-nfasis5">
     <w:name w:val="Medium Grid 1 Accent 5"/>
-    <w:basedOn w:val="TableNormal"/>
+    <w:basedOn w:val="Tablanormal"/>
     <w:uiPriority w:val="67"/>
     <w:rsid w:val="00CB0664"/>
     <w:pPr>
@@ -14216,9 +14261,9 @@
       </w:tcPr>
     </w:tblStylePr>
   </w:style>
-  <w:style w:type="table" w:styleId="MediumGrid1-Accent6">
+  <w:style w:type="table" w:styleId="Cuadrculamedia1-nfasis6">
     <w:name w:val="Medium Grid 1 Accent 6"/>
-    <w:basedOn w:val="TableNormal"/>
+    <w:basedOn w:val="Tablanormal"/>
     <w:uiPriority w:val="67"/>
     <w:rsid w:val="00CB0664"/>
     <w:pPr>
@@ -14282,9 +14327,9 @@
       </w:tcPr>
     </w:tblStylePr>
   </w:style>
-  <w:style w:type="table" w:styleId="MediumGrid2">
+  <w:style w:type="table" w:styleId="Cuadrculamedia2">
     <w:name w:val="Medium Grid 2"/>
-    <w:basedOn w:val="TableNormal"/>
+    <w:basedOn w:val="Tablanormal"/>
     <w:uiPriority w:val="68"/>
     <w:rsid w:val="00CB0664"/>
     <w:pPr>
@@ -14400,9 +14445,9 @@
       </w:tcPr>
     </w:tblStylePr>
   </w:style>
-  <w:style w:type="table" w:styleId="MediumGrid2-Accent1">
+  <w:style w:type="table" w:styleId="Cuadrculamedia2-nfasis1">
     <w:name w:val="Medium Grid 2 Accent 1"/>
-    <w:basedOn w:val="TableNormal"/>
+    <w:basedOn w:val="Tablanormal"/>
     <w:uiPriority w:val="68"/>
     <w:rsid w:val="00CB0664"/>
     <w:pPr>
@@ -14518,9 +14563,9 @@
       </w:tcPr>
     </w:tblStylePr>
   </w:style>
-  <w:style w:type="table" w:styleId="MediumGrid2-Accent2">
+  <w:style w:type="table" w:styleId="Cuadrculamedia2-nfasis2">
     <w:name w:val="Medium Grid 2 Accent 2"/>
-    <w:basedOn w:val="TableNormal"/>
+    <w:basedOn w:val="Tablanormal"/>
     <w:uiPriority w:val="68"/>
     <w:rsid w:val="00CB0664"/>
     <w:pPr>
@@ -14636,9 +14681,9 @@
       </w:tcPr>
     </w:tblStylePr>
   </w:style>
-  <w:style w:type="table" w:styleId="MediumGrid2-Accent3">
+  <w:style w:type="table" w:styleId="Cuadrculamedia2-nfasis3">
     <w:name w:val="Medium Grid 2 Accent 3"/>
-    <w:basedOn w:val="TableNormal"/>
+    <w:basedOn w:val="Tablanormal"/>
     <w:uiPriority w:val="68"/>
     <w:rsid w:val="00CB0664"/>
     <w:pPr>
@@ -14754,9 +14799,9 @@
       </w:tcPr>
     </w:tblStylePr>
   </w:style>
-  <w:style w:type="table" w:styleId="MediumGrid2-Accent4">
+  <w:style w:type="table" w:styleId="Cuadrculamedia2-nfasis4">
     <w:name w:val="Medium Grid 2 Accent 4"/>
-    <w:basedOn w:val="TableNormal"/>
+    <w:basedOn w:val="Tablanormal"/>
     <w:uiPriority w:val="68"/>
     <w:rsid w:val="00CB0664"/>
     <w:pPr>
@@ -14872,9 +14917,9 @@
       </w:tcPr>
     </w:tblStylePr>
   </w:style>
-  <w:style w:type="table" w:styleId="MediumGrid2-Accent5">
+  <w:style w:type="table" w:styleId="Cuadrculamedia2-nfasis5">
     <w:name w:val="Medium Grid 2 Accent 5"/>
-    <w:basedOn w:val="TableNormal"/>
+    <w:basedOn w:val="Tablanormal"/>
     <w:uiPriority w:val="68"/>
     <w:rsid w:val="00CB0664"/>
     <w:pPr>
@@ -14990,9 +15035,9 @@
       </w:tcPr>
     </w:tblStylePr>
   </w:style>
-  <w:style w:type="table" w:styleId="MediumGrid2-Accent6">
+  <w:style w:type="table" w:styleId="Cuadrculamedia2-nfasis6">
     <w:name w:val="Medium Grid 2 Accent 6"/>
-    <w:basedOn w:val="TableNormal"/>
+    <w:basedOn w:val="Tablanormal"/>
     <w:uiPriority w:val="68"/>
     <w:rsid w:val="00CB0664"/>
     <w:pPr>
@@ -15108,9 +15153,9 @@
       </w:tcPr>
     </w:tblStylePr>
   </w:style>
-  <w:style w:type="table" w:styleId="MediumGrid3">
+  <w:style w:type="table" w:styleId="Cuadrculamedia3">
     <w:name w:val="Medium Grid 3"/>
-    <w:basedOn w:val="TableNormal"/>
+    <w:basedOn w:val="Tablanormal"/>
     <w:uiPriority w:val="69"/>
     <w:rsid w:val="00CB0664"/>
     <w:pPr>
@@ -15242,9 +15287,9 @@
       </w:tcPr>
     </w:tblStylePr>
   </w:style>
-  <w:style w:type="table" w:styleId="MediumGrid3-Accent1">
+  <w:style w:type="table" w:styleId="Cuadrculamedia3-nfasis1">
     <w:name w:val="Medium Grid 3 Accent 1"/>
-    <w:basedOn w:val="TableNormal"/>
+    <w:basedOn w:val="Tablanormal"/>
     <w:uiPriority w:val="69"/>
     <w:rsid w:val="00CB0664"/>
     <w:pPr>
@@ -15376,9 +15421,9 @@
       </w:tcPr>
     </w:tblStylePr>
   </w:style>
-  <w:style w:type="table" w:styleId="MediumGrid3-Accent2">
+  <w:style w:type="table" w:styleId="Cuadrculamedia3-nfasis2">
     <w:name w:val="Medium Grid 3 Accent 2"/>
-    <w:basedOn w:val="TableNormal"/>
+    <w:basedOn w:val="Tablanormal"/>
     <w:uiPriority w:val="69"/>
     <w:rsid w:val="00CB0664"/>
     <w:pPr>
@@ -15510,9 +15555,9 @@
       </w:tcPr>
     </w:tblStylePr>
   </w:style>
-  <w:style w:type="table" w:styleId="MediumGrid3-Accent3">
+  <w:style w:type="table" w:styleId="Cuadrculamedia3-nfasis3">
     <w:name w:val="Medium Grid 3 Accent 3"/>
-    <w:basedOn w:val="TableNormal"/>
+    <w:basedOn w:val="Tablanormal"/>
     <w:uiPriority w:val="69"/>
     <w:rsid w:val="00CB0664"/>
     <w:pPr>
@@ -15644,9 +15689,9 @@
       </w:tcPr>
     </w:tblStylePr>
   </w:style>
-  <w:style w:type="table" w:styleId="MediumGrid3-Accent4">
+  <w:style w:type="table" w:styleId="Cuadrculamedia3-nfasis4">
     <w:name w:val="Medium Grid 3 Accent 4"/>
-    <w:basedOn w:val="TableNormal"/>
+    <w:basedOn w:val="Tablanormal"/>
     <w:uiPriority w:val="69"/>
     <w:rsid w:val="00CB0664"/>
     <w:pPr>
@@ -15778,9 +15823,9 @@
       </w:tcPr>
     </w:tblStylePr>
   </w:style>
-  <w:style w:type="table" w:styleId="MediumGrid3-Accent5">
+  <w:style w:type="table" w:styleId="Cuadrculamedia3-nfasis5">
     <w:name w:val="Medium Grid 3 Accent 5"/>
-    <w:basedOn w:val="TableNormal"/>
+    <w:basedOn w:val="Tablanormal"/>
     <w:uiPriority w:val="69"/>
     <w:rsid w:val="00CB0664"/>
     <w:pPr>
@@ -15912,9 +15957,9 @@
       </w:tcPr>
     </w:tblStylePr>
   </w:style>
-  <w:style w:type="table" w:styleId="MediumGrid3-Accent6">
+  <w:style w:type="table" w:styleId="Cuadrculamedia3-nfasis6">
     <w:name w:val="Medium Grid 3 Accent 6"/>
-    <w:basedOn w:val="TableNormal"/>
+    <w:basedOn w:val="Tablanormal"/>
     <w:uiPriority w:val="69"/>
     <w:rsid w:val="00CB0664"/>
     <w:pPr>
@@ -16046,9 +16091,9 @@
       </w:tcPr>
     </w:tblStylePr>
   </w:style>
-  <w:style w:type="table" w:styleId="DarkList">
+  <w:style w:type="table" w:styleId="Listaoscura">
     <w:name w:val="Dark List"/>
-    <w:basedOn w:val="TableNormal"/>
+    <w:basedOn w:val="Tablanormal"/>
     <w:uiPriority w:val="70"/>
     <w:rsid w:val="00CB0664"/>
     <w:pPr>
@@ -16153,9 +16198,9 @@
       </w:tcPr>
     </w:tblStylePr>
   </w:style>
-  <w:style w:type="table" w:styleId="DarkList-Accent1">
+  <w:style w:type="table" w:styleId="Listaoscura-nfasis1">
     <w:name w:val="Dark List Accent 1"/>
-    <w:basedOn w:val="TableNormal"/>
+    <w:basedOn w:val="Tablanormal"/>
     <w:uiPriority w:val="70"/>
     <w:rsid w:val="00CB0664"/>
     <w:pPr>
@@ -16260,9 +16305,9 @@
       </w:tcPr>
     </w:tblStylePr>
   </w:style>
-  <w:style w:type="table" w:styleId="DarkList-Accent2">
+  <w:style w:type="table" w:styleId="Listaoscura-nfasis2">
     <w:name w:val="Dark List Accent 2"/>
-    <w:basedOn w:val="TableNormal"/>
+    <w:basedOn w:val="Tablanormal"/>
     <w:uiPriority w:val="70"/>
     <w:rsid w:val="00CB0664"/>
     <w:pPr>
@@ -16367,9 +16412,9 @@
       </w:tcPr>
     </w:tblStylePr>
   </w:style>
-  <w:style w:type="table" w:styleId="DarkList-Accent3">
+  <w:style w:type="table" w:styleId="Listaoscura-nfasis3">
     <w:name w:val="Dark List Accent 3"/>
-    <w:basedOn w:val="TableNormal"/>
+    <w:basedOn w:val="Tablanormal"/>
     <w:uiPriority w:val="70"/>
     <w:rsid w:val="00CB0664"/>
     <w:pPr>
@@ -16474,9 +16519,9 @@
       </w:tcPr>
     </w:tblStylePr>
   </w:style>
-  <w:style w:type="table" w:styleId="DarkList-Accent4">
+  <w:style w:type="table" w:styleId="Listaoscura-nfasis4">
     <w:name w:val="Dark List Accent 4"/>
-    <w:basedOn w:val="TableNormal"/>
+    <w:basedOn w:val="Tablanormal"/>
     <w:uiPriority w:val="70"/>
     <w:rsid w:val="00CB0664"/>
     <w:pPr>
@@ -16581,9 +16626,9 @@
       </w:tcPr>
     </w:tblStylePr>
   </w:style>
-  <w:style w:type="table" w:styleId="DarkList-Accent5">
+  <w:style w:type="table" w:styleId="Listaoscura-nfasis5">
     <w:name w:val="Dark List Accent 5"/>
-    <w:basedOn w:val="TableNormal"/>
+    <w:basedOn w:val="Tablanormal"/>
     <w:uiPriority w:val="70"/>
     <w:rsid w:val="00CB0664"/>
     <w:pPr>
@@ -16688,9 +16733,9 @@
       </w:tcPr>
     </w:tblStylePr>
   </w:style>
-  <w:style w:type="table" w:styleId="DarkList-Accent6">
+  <w:style w:type="table" w:styleId="Listaoscura-nfasis6">
     <w:name w:val="Dark List Accent 6"/>
-    <w:basedOn w:val="TableNormal"/>
+    <w:basedOn w:val="Tablanormal"/>
     <w:uiPriority w:val="70"/>
     <w:rsid w:val="00CB0664"/>
     <w:pPr>
@@ -16795,9 +16840,9 @@
       </w:tcPr>
     </w:tblStylePr>
   </w:style>
-  <w:style w:type="table" w:styleId="ColourfulShading">
+  <w:style w:type="table" w:styleId="Sombreadovistoso">
     <w:name w:val="Colorful Shading"/>
-    <w:basedOn w:val="TableNormal"/>
+    <w:basedOn w:val="Tablanormal"/>
     <w:uiPriority w:val="71"/>
     <w:rsid w:val="00CB0664"/>
     <w:pPr>
@@ -16910,9 +16955,9 @@
       </w:rPr>
     </w:tblStylePr>
   </w:style>
-  <w:style w:type="table" w:styleId="ColourfulShadingAccent1">
+  <w:style w:type="table" w:styleId="Sombreadovistoso-nfasis1">
     <w:name w:val="Colorful Shading Accent 1"/>
-    <w:basedOn w:val="TableNormal"/>
+    <w:basedOn w:val="Tablanormal"/>
     <w:uiPriority w:val="71"/>
     <w:rsid w:val="00CB0664"/>
     <w:pPr>
@@ -17025,9 +17070,9 @@
       </w:rPr>
     </w:tblStylePr>
   </w:style>
-  <w:style w:type="table" w:styleId="ColourfulShadingAccent2">
+  <w:style w:type="table" w:styleId="Sombreadovistoso-nfasis2">
     <w:name w:val="Colorful Shading Accent 2"/>
-    <w:basedOn w:val="TableNormal"/>
+    <w:basedOn w:val="Tablanormal"/>
     <w:uiPriority w:val="71"/>
     <w:rsid w:val="00CB0664"/>
     <w:pPr>
@@ -17140,9 +17185,9 @@
       </w:rPr>
     </w:tblStylePr>
   </w:style>
-  <w:style w:type="table" w:styleId="ColourfulShadingAccent3">
+  <w:style w:type="table" w:styleId="Sombreadovistoso-nfasis3">
     <w:name w:val="Colorful Shading Accent 3"/>
-    <w:basedOn w:val="TableNormal"/>
+    <w:basedOn w:val="Tablanormal"/>
     <w:uiPriority w:val="71"/>
     <w:rsid w:val="00CB0664"/>
     <w:pPr>
@@ -17245,9 +17290,9 @@
       </w:tcPr>
     </w:tblStylePr>
   </w:style>
-  <w:style w:type="table" w:styleId="ColourfulShadingAccent4">
+  <w:style w:type="table" w:styleId="Sombreadovistoso-nfasis4">
     <w:name w:val="Colorful Shading Accent 4"/>
-    <w:basedOn w:val="TableNormal"/>
+    <w:basedOn w:val="Tablanormal"/>
     <w:uiPriority w:val="71"/>
     <w:rsid w:val="00CB0664"/>
     <w:pPr>
@@ -17360,9 +17405,9 @@
       </w:rPr>
     </w:tblStylePr>
   </w:style>
-  <w:style w:type="table" w:styleId="ColourfulShadingAccent5">
+  <w:style w:type="table" w:styleId="Sombreadovistoso-nfasis5">
     <w:name w:val="Colorful Shading Accent 5"/>
-    <w:basedOn w:val="TableNormal"/>
+    <w:basedOn w:val="Tablanormal"/>
     <w:uiPriority w:val="71"/>
     <w:rsid w:val="00CB0664"/>
     <w:pPr>
@@ -17475,9 +17520,9 @@
       </w:rPr>
     </w:tblStylePr>
   </w:style>
-  <w:style w:type="table" w:styleId="ColourfulShadingAccent6">
+  <w:style w:type="table" w:styleId="Sombreadovistoso-nfasis6">
     <w:name w:val="Colorful Shading Accent 6"/>
-    <w:basedOn w:val="TableNormal"/>
+    <w:basedOn w:val="Tablanormal"/>
     <w:uiPriority w:val="71"/>
     <w:rsid w:val="00CB0664"/>
     <w:pPr>
@@ -17590,9 +17635,9 @@
       </w:rPr>
     </w:tblStylePr>
   </w:style>
-  <w:style w:type="table" w:styleId="ColourfulList">
+  <w:style w:type="table" w:styleId="Listavistosa">
     <w:name w:val="Colorful List"/>
-    <w:basedOn w:val="TableNormal"/>
+    <w:basedOn w:val="Tablanormal"/>
     <w:uiPriority w:val="72"/>
     <w:rsid w:val="00CB0664"/>
     <w:pPr>
@@ -17669,9 +17714,9 @@
       </w:tcPr>
     </w:tblStylePr>
   </w:style>
-  <w:style w:type="table" w:styleId="ColourfulListAccent1">
+  <w:style w:type="table" w:styleId="Listavistosa-nfasis1">
     <w:name w:val="Colorful List Accent 1"/>
-    <w:basedOn w:val="TableNormal"/>
+    <w:basedOn w:val="Tablanormal"/>
     <w:uiPriority w:val="72"/>
     <w:rsid w:val="00CB0664"/>
     <w:pPr>
@@ -17748,9 +17793,9 @@
       </w:tcPr>
     </w:tblStylePr>
   </w:style>
-  <w:style w:type="table" w:styleId="ColourfulListAccent2">
+  <w:style w:type="table" w:styleId="Listavistosa-nfasis2">
     <w:name w:val="Colorful List Accent 2"/>
-    <w:basedOn w:val="TableNormal"/>
+    <w:basedOn w:val="Tablanormal"/>
     <w:uiPriority w:val="72"/>
     <w:rsid w:val="00CB0664"/>
     <w:pPr>
@@ -17827,9 +17872,9 @@
       </w:tcPr>
     </w:tblStylePr>
   </w:style>
-  <w:style w:type="table" w:styleId="ColourfulListAccent3">
+  <w:style w:type="table" w:styleId="Listavistosa-nfasis3">
     <w:name w:val="Colorful List Accent 3"/>
-    <w:basedOn w:val="TableNormal"/>
+    <w:basedOn w:val="Tablanormal"/>
     <w:uiPriority w:val="72"/>
     <w:rsid w:val="00CB0664"/>
     <w:pPr>
@@ -17906,9 +17951,9 @@
       </w:tcPr>
     </w:tblStylePr>
   </w:style>
-  <w:style w:type="table" w:styleId="ColourfulListAccent4">
+  <w:style w:type="table" w:styleId="Listavistosa-nfasis4">
     <w:name w:val="Colorful List Accent 4"/>
-    <w:basedOn w:val="TableNormal"/>
+    <w:basedOn w:val="Tablanormal"/>
     <w:uiPriority w:val="72"/>
     <w:rsid w:val="00CB0664"/>
     <w:pPr>
@@ -17985,9 +18030,9 @@
       </w:tcPr>
     </w:tblStylePr>
   </w:style>
-  <w:style w:type="table" w:styleId="ColourfulListAccent5">
+  <w:style w:type="table" w:styleId="Listavistosa-nfasis5">
     <w:name w:val="Colorful List Accent 5"/>
-    <w:basedOn w:val="TableNormal"/>
+    <w:basedOn w:val="Tablanormal"/>
     <w:uiPriority w:val="72"/>
     <w:rsid w:val="00CB0664"/>
     <w:pPr>
@@ -18064,9 +18109,9 @@
       </w:tcPr>
     </w:tblStylePr>
   </w:style>
-  <w:style w:type="table" w:styleId="ColourfulListAccent6">
+  <w:style w:type="table" w:styleId="Listavistosa-nfasis6">
     <w:name w:val="Colorful List Accent 6"/>
-    <w:basedOn w:val="TableNormal"/>
+    <w:basedOn w:val="Tablanormal"/>
     <w:uiPriority w:val="72"/>
     <w:rsid w:val="00CB0664"/>
     <w:pPr>
@@ -18143,9 +18188,9 @@
       </w:tcPr>
     </w:tblStylePr>
   </w:style>
-  <w:style w:type="table" w:styleId="ColourfulGrid">
+  <w:style w:type="table" w:styleId="Cuadrculavistosa">
     <w:name w:val="Colorful Grid"/>
-    <w:basedOn w:val="TableNormal"/>
+    <w:basedOn w:val="Tablanormal"/>
     <w:uiPriority w:val="73"/>
     <w:rsid w:val="00CB0664"/>
     <w:pPr>
@@ -18216,9 +18261,9 @@
       </w:tcPr>
     </w:tblStylePr>
   </w:style>
-  <w:style w:type="table" w:styleId="ColourfulGridAccent1">
+  <w:style w:type="table" w:styleId="Cuadrculavistosa-nfasis1">
     <w:name w:val="Colorful Grid Accent 1"/>
-    <w:basedOn w:val="TableNormal"/>
+    <w:basedOn w:val="Tablanormal"/>
     <w:uiPriority w:val="73"/>
     <w:rsid w:val="00CB0664"/>
     <w:pPr>
@@ -18289,9 +18334,9 @@
       </w:tcPr>
     </w:tblStylePr>
   </w:style>
-  <w:style w:type="table" w:styleId="ColourfulGridAccent2">
+  <w:style w:type="table" w:styleId="Cuadrculavistosa-nfasis2">
     <w:name w:val="Colorful Grid Accent 2"/>
-    <w:basedOn w:val="TableNormal"/>
+    <w:basedOn w:val="Tablanormal"/>
     <w:uiPriority w:val="73"/>
     <w:rsid w:val="00CB0664"/>
     <w:pPr>
@@ -18362,9 +18407,9 @@
       </w:tcPr>
     </w:tblStylePr>
   </w:style>
-  <w:style w:type="table" w:styleId="ColourfulGridAccent3">
+  <w:style w:type="table" w:styleId="Cuadrculavistosa-nfasis3">
     <w:name w:val="Colorful Grid Accent 3"/>
-    <w:basedOn w:val="TableNormal"/>
+    <w:basedOn w:val="Tablanormal"/>
     <w:uiPriority w:val="73"/>
     <w:rsid w:val="00CB0664"/>
     <w:pPr>
@@ -18435,9 +18480,9 @@
       </w:tcPr>
     </w:tblStylePr>
   </w:style>
-  <w:style w:type="table" w:styleId="ColourfulGridAccent4">
+  <w:style w:type="table" w:styleId="Cuadrculavistosa-nfasis4">
     <w:name w:val="Colorful Grid Accent 4"/>
-    <w:basedOn w:val="TableNormal"/>
+    <w:basedOn w:val="Tablanormal"/>
     <w:uiPriority w:val="73"/>
     <w:rsid w:val="00CB0664"/>
     <w:pPr>
@@ -18508,9 +18553,9 @@
       </w:tcPr>
     </w:tblStylePr>
   </w:style>
-  <w:style w:type="table" w:styleId="ColourfulGridAccent5">
+  <w:style w:type="table" w:styleId="Cuadrculavistosa-nfasis5">
     <w:name w:val="Colorful Grid Accent 5"/>
-    <w:basedOn w:val="TableNormal"/>
+    <w:basedOn w:val="Tablanormal"/>
     <w:uiPriority w:val="73"/>
     <w:rsid w:val="00CB0664"/>
     <w:pPr>
@@ -18581,9 +18626,9 @@
       </w:tcPr>
     </w:tblStylePr>
   </w:style>
-  <w:style w:type="table" w:styleId="ColourfulGridAccent6">
+  <w:style w:type="table" w:styleId="Cuadrculavistosa-nfasis6">
     <w:name w:val="Colorful Grid Accent 6"/>
-    <w:basedOn w:val="TableNormal"/>
+    <w:basedOn w:val="Tablanormal"/>
     <w:uiPriority w:val="73"/>
     <w:rsid w:val="00CB0664"/>
     <w:pPr>
@@ -18654,7 +18699,7 @@
       </w:tcPr>
     </w:tblStylePr>
   </w:style>
-  <w:style w:type="paragraph" w:styleId="TOC1">
+  <w:style w:type="paragraph" w:styleId="TDC1">
     <w:name w:val="toc 1"/>
     <w:basedOn w:val="Normal"/>
     <w:next w:val="Normal"/>
@@ -18666,7 +18711,7 @@
       <w:spacing w:after="100"/>
     </w:pPr>
   </w:style>
-  <w:style w:type="paragraph" w:styleId="TOC2">
+  <w:style w:type="paragraph" w:styleId="TDC2">
     <w:name w:val="toc 2"/>
     <w:basedOn w:val="Normal"/>
     <w:next w:val="Normal"/>
@@ -18679,9 +18724,9 @@
       <w:ind w:left="180"/>
     </w:pPr>
   </w:style>
-  <w:style w:type="character" w:styleId="Hyperlink">
+  <w:style w:type="character" w:styleId="Hipervnculo">
     <w:name w:val="Hyperlink"/>
-    <w:basedOn w:val="DefaultParagraphFont"/>
+    <w:basedOn w:val="Fuentedeprrafopredeter"/>
     <w:uiPriority w:val="99"/>
     <w:unhideWhenUsed/>
     <w:rsid w:val="00D228FD"/>
